--- a/docs/qacrs/form_drafts/IBDAA_2027_FORM_ACRS_v16.docx
+++ b/docs/qacrs/form_drafts/IBDAA_2027_FORM_ACRS_v16.docx
@@ -2837,24 +2837,24 @@
                 <w:szCs w:val="22"/>
                 <w:rtl/>
               </w:rPr>
-              <w:t xml:space="preserve">يقدّم هذا البحث نظام </w:t>
-            </w:r>
-            <w:r>
-              <w:rPr>
-                <w:rFonts w:ascii="Arial" w:hAnsi="Arial" w:cs="Arial"/>
-                <w:sz w:val="22"/>
-                <w:szCs w:val="22"/>
-              </w:rPr>
-              <w:t xml:space="preserve">ACRS (Automated Compromise Response System)</w:t>
-            </w:r>
-            <w:r>
-              <w:rPr>
-                <w:rFonts w:ascii="Arial" w:hAnsi="Arial" w:cs="Arial"/>
-                <w:sz w:val="22"/>
-                <w:szCs w:val="22"/>
-                <w:rtl/>
-              </w:rPr>
-              <w:t xml:space="preserve">، الذي يصوغ قرار الاحتواء للشبكة كاملة كمسألة تحسين ثنائية (</w:t>
+              <w:t xml:space="preserve">بنينا في هذا البحث نظام </w:t>
+            </w:r>
+            <w:r>
+              <w:rPr>
+                <w:rFonts w:ascii="Arial" w:hAnsi="Arial" w:cs="Arial"/>
+                <w:sz w:val="22"/>
+                <w:szCs w:val="22"/>
+              </w:rPr>
+              <w:t xml:space="preserve">ACRS</w:t>
+            </w:r>
+            <w:r>
+              <w:rPr>
+                <w:rFonts w:ascii="Arial" w:hAnsi="Arial" w:cs="Arial"/>
+                <w:sz w:val="22"/>
+                <w:szCs w:val="22"/>
+                <w:rtl/>
+              </w:rPr>
+              <w:t xml:space="preserve">، وصغنا قرار الاحتواء للشبكة كاملة كمسألة تحسين ثنائية (</w:t>
             </w:r>
             <w:r>
               <w:rPr>
@@ -2871,7 +2871,7 @@
                 <w:szCs w:val="22"/>
                 <w:rtl/>
               </w:rPr>
-              <w:t xml:space="preserve"> تختار أقل إجراء يكفي لإيقاف الهجوم: عزل، أو تقييد، أو «تجزئة» للخادم الحرج تُبقي خدمته تعمل. ويمرّ كل قرار عبر بوابة سلامة مستقلة عن المُحسِّن تحيل القرارات الحرجة لموافقة شخصين بدل أن تفشل بصمت.</w:t>
+              <w:t xml:space="preserve"> اختارت أقل إجراء يكفي لإيقاف الهجوم: عزل، أو تقييد، أو «تجزئة» للخادم الحرج أبقت خدمته تعمل. ومرّ كل قرار عبر بوابة سلامة مستقلة عن المُحسِّن أحالت القرارات الحرجة لموافقة شخصين بدل أن تفشل بصمت.</w:t>
             </w:r>
           </w:p>
           <w:p>
@@ -3250,24 +3250,7 @@
                 <w:szCs w:val="22"/>
                 <w:rtl/>
               </w:rPr>
-              <w:t xml:space="preserve"> و</w:t>
-            </w:r>
-            <w:r>
-              <w:rPr>
-                <w:rFonts w:ascii="Arial" w:hAnsi="Arial" w:cs="Arial"/>
-                <w:sz w:val="22"/>
-                <w:szCs w:val="22"/>
-              </w:rPr>
-              <w:t xml:space="preserve">HSE: 16</w:t>
-            </w:r>
-            <w:r>
-              <w:rPr>
-                <w:rFonts w:ascii="Arial" w:hAnsi="Arial" w:cs="Arial"/>
-                <w:sz w:val="22"/>
-                <w:szCs w:val="22"/>
-                <w:rtl/>
-              </w:rPr>
-              <w:t xml:space="preserve"> لحظة اكتشاف، ثم </w:t>
+              <w:t xml:space="preserve">، ثم </w:t>
             </w:r>
             <w:r>
               <w:rPr>
@@ -3284,24 +3267,7 @@
                 <w:szCs w:val="22"/>
                 <w:rtl/>
               </w:rPr>
-              <w:t xml:space="preserve"> حادثة من مصادر مفتوحة </w:t>
-            </w:r>
-            <w:r>
-              <w:rPr>
-                <w:rFonts w:ascii="Arial" w:hAnsi="Arial" w:cs="Arial"/>
-                <w:sz w:val="22"/>
-                <w:szCs w:val="22"/>
-              </w:rPr>
-              <w:t xml:space="preserve">2013–2026)</w:t>
-            </w:r>
-            <w:r>
-              <w:rPr>
-                <w:rFonts w:ascii="Arial" w:hAnsi="Arial" w:cs="Arial"/>
-                <w:sz w:val="22"/>
-                <w:szCs w:val="22"/>
-                <w:rtl/>
-              </w:rPr>
-              <w:t xml:space="preserve"> فكشفت أن المُحسِّن وحده لا يتفوق على قاعدة بسيطة؛ وبعد إضافة «أرضية أمان» مسجّلة مسبقًا (</w:t>
+              <w:t xml:space="preserve"> حادثة من مصادر مفتوحة) فكشفت أن المُحسِّن وحده لا يتفوق على قاعدة بسيطة؛ وبعد إضافة «أرضية أمان» مسجّلة مسبقًا (</w:t>
             </w:r>
             <w:r>
               <w:rPr>
@@ -3612,7 +3578,7 @@
                 <w:szCs w:val="22"/>
                 <w:rtl/>
               </w:rPr>
-              <w:t xml:space="preserve"> مسألة على جهازين، وطابق القرار النهائي الحل الدقيق. ننشر الأهداف التي لم تتحقق من أول مرة وكيف عالجناها، ولا ندّعي تفوقًا كمّيًا. الشبكات الحقيقية مُعاد بناؤها جزئيًا من التقارير العامة، والنتائج تشير إلى أن الأنظمة يمكن أن تحتوي الهجوم دون أن توقف خدماتها متى وصل التنبيه.</w:t>
+              <w:t xml:space="preserve"> مسألة على جهازين، وطابق القرار النهائي الحل الدقيق. ونشرنا الأهداف التي لم تتحقق من أول مرة وكيف عالجناها، ولم ندّعِ تفوقًا كمّيًا. وكانت الشبكات الحقيقية مُعاد بناؤها جزئيًا من التقارير العامة، وأشارت النتائج إلى أن الأنظمة يمكن أن تحتوي الهجوم دون أن توقف خدماتها متى وصل التنبيه.</w:t>
             </w:r>
           </w:p>
         </w:tc>

--- a/docs/qacrs/form_drafts/IBDAA_2027_FORM_ACRS_v16.docx
+++ b/docs/qacrs/form_drafts/IBDAA_2027_FORM_ACRS_v16.docx
@@ -3046,7 +3046,7 @@
                 <w:szCs w:val="22"/>
                 <w:rtl/>
               </w:rPr>
-              <w:t xml:space="preserve"> خدمات متوقفة مقابل </w:t>
+              <w:t xml:space="preserve"> خدمات متوقفة قبل موافقة البشر مقابل </w:t>
             </w:r>
             <w:r>
               <w:rPr>
@@ -3063,7 +3063,24 @@
                 <w:szCs w:val="22"/>
                 <w:rtl/>
               </w:rPr>
-              <w:t xml:space="preserve"> للعزل الكامل (وبعد موافقة البشر على الإحالات: </w:t>
+              <w:t xml:space="preserve">، ودون فشل صامت. وعلى </w:t>
+            </w:r>
+            <w:r>
+              <w:rPr>
+                <w:rFonts w:ascii="Arial" w:hAnsi="Arial" w:cs="Arial"/>
+                <w:sz w:val="22"/>
+                <w:szCs w:val="22"/>
+              </w:rPr>
+              <w:t xml:space="preserve">253</w:t>
+            </w:r>
+            <w:r>
+              <w:rPr>
+                <w:rFonts w:ascii="Arial" w:hAnsi="Arial" w:cs="Arial"/>
+                <w:sz w:val="22"/>
+                <w:szCs w:val="22"/>
+                <w:rtl/>
+              </w:rPr>
+              <w:t xml:space="preserve"> سلسلة جديدة توقفت بعد الموافقات </w:t>
             </w:r>
             <w:r>
               <w:rPr>
@@ -3080,7 +3097,7 @@
                 <w:szCs w:val="22"/>
                 <w:rtl/>
               </w:rPr>
-              <w:t xml:space="preserve"> مقابل </w:t>
+              <w:t xml:space="preserve"> خدمات مقابل </w:t>
             </w:r>
             <w:r>
               <w:rPr>
@@ -3097,6 +3114,329 @@
                 <w:szCs w:val="22"/>
                 <w:rtl/>
               </w:rPr>
+              <w:t xml:space="preserve"> للعزل الكامل. وتأكدت على بيانات جديدة (</w:t>
+            </w:r>
+            <w:r>
+              <w:rPr>
+                <w:rFonts w:ascii="Arial" w:hAnsi="Arial" w:cs="Arial"/>
+                <w:sz w:val="22"/>
+                <w:szCs w:val="22"/>
+              </w:rPr>
+              <w:t xml:space="preserve">0.980</w:t>
+            </w:r>
+            <w:r>
+              <w:rPr>
+                <w:rFonts w:ascii="Arial" w:hAnsi="Arial" w:cs="Arial"/>
+                <w:sz w:val="22"/>
+                <w:szCs w:val="22"/>
+                <w:rtl/>
+              </w:rPr>
+              <w:t xml:space="preserve">، و</w:t>
+            </w:r>
+            <w:r>
+              <w:rPr>
+                <w:rFonts w:ascii="Arial" w:hAnsi="Arial" w:cs="Arial"/>
+                <w:sz w:val="22"/>
+                <w:szCs w:val="22"/>
+              </w:rPr>
+              <w:t xml:space="preserve">0.995</w:t>
+            </w:r>
+            <w:r>
+              <w:rPr>
+                <w:rFonts w:ascii="Arial" w:hAnsi="Arial" w:cs="Arial"/>
+                <w:sz w:val="22"/>
+                <w:szCs w:val="22"/>
+                <w:rtl/>
+              </w:rPr>
+              <w:t xml:space="preserve"> في شبكة صحية من </w:t>
+            </w:r>
+            <w:r>
+              <w:rPr>
+                <w:rFonts w:ascii="Arial" w:hAnsi="Arial" w:cs="Arial"/>
+                <w:sz w:val="22"/>
+                <w:szCs w:val="22"/>
+              </w:rPr>
+              <w:t xml:space="preserve">60</w:t>
+            </w:r>
+            <w:r>
+              <w:rPr>
+                <w:rFonts w:ascii="Arial" w:hAnsi="Arial" w:cs="Arial"/>
+                <w:sz w:val="22"/>
+                <w:szCs w:val="22"/>
+                <w:rtl/>
+              </w:rPr>
+              <w:t xml:space="preserve"> جهازًا)، وبنفس المحرّك دون تغيير أي وزن تحققت في شبكة بنك (</w:t>
+            </w:r>
+            <w:r>
+              <w:rPr>
+                <w:rFonts w:ascii="Arial" w:hAnsi="Arial" w:cs="Arial"/>
+                <w:sz w:val="22"/>
+                <w:szCs w:val="22"/>
+              </w:rPr>
+              <w:t xml:space="preserve">0.902)</w:t>
+            </w:r>
+            <w:r>
+              <w:rPr>
+                <w:rFonts w:ascii="Arial" w:hAnsi="Arial" w:cs="Arial"/>
+                <w:sz w:val="22"/>
+                <w:szCs w:val="22"/>
+                <w:rtl/>
+              </w:rPr>
+              <w:t xml:space="preserve"> وجامعة (</w:t>
+            </w:r>
+            <w:r>
+              <w:rPr>
+                <w:rFonts w:ascii="Arial" w:hAnsi="Arial" w:cs="Arial"/>
+                <w:sz w:val="22"/>
+                <w:szCs w:val="22"/>
+              </w:rPr>
+              <w:t xml:space="preserve">0.839)</w:t>
+            </w:r>
+            <w:r>
+              <w:rPr>
+                <w:rFonts w:ascii="Arial" w:hAnsi="Arial" w:cs="Arial"/>
+                <w:sz w:val="22"/>
+                <w:szCs w:val="22"/>
+                <w:rtl/>
+              </w:rPr>
+              <w:t xml:space="preserve">، وكانت أقل بقليل في مصنع صناعي (</w:t>
+            </w:r>
+            <w:r>
+              <w:rPr>
+                <w:rFonts w:ascii="Arial" w:hAnsi="Arial" w:cs="Arial"/>
+                <w:sz w:val="22"/>
+                <w:szCs w:val="22"/>
+              </w:rPr>
+              <w:t xml:space="preserve">0.792)</w:t>
+            </w:r>
+            <w:r>
+              <w:rPr>
+                <w:rFonts w:ascii="Arial" w:hAnsi="Arial" w:cs="Arial"/>
+                <w:sz w:val="22"/>
+                <w:szCs w:val="22"/>
+                <w:rtl/>
+              </w:rPr>
+              <w:t xml:space="preserve">. ثم شغّلنا المحرّك على هجمات حقيقية موثقة (</w:t>
+            </w:r>
+            <w:r>
+              <w:rPr>
+                <w:rFonts w:ascii="Arial" w:hAnsi="Arial" w:cs="Arial"/>
+                <w:sz w:val="22"/>
+                <w:szCs w:val="22"/>
+              </w:rPr>
+              <w:t xml:space="preserve">8</w:t>
+            </w:r>
+            <w:r>
+              <w:rPr>
+                <w:rFonts w:ascii="Arial" w:hAnsi="Arial" w:cs="Arial"/>
+                <w:sz w:val="22"/>
+                <w:szCs w:val="22"/>
+                <w:rtl/>
+              </w:rPr>
+              <w:t xml:space="preserve"> حوادث منها </w:t>
+            </w:r>
+            <w:r>
+              <w:rPr>
+                <w:rFonts w:ascii="Arial" w:hAnsi="Arial" w:cs="Arial"/>
+                <w:sz w:val="22"/>
+                <w:szCs w:val="22"/>
+              </w:rPr>
+              <w:t xml:space="preserve">WannaCry</w:t>
+            </w:r>
+            <w:r>
+              <w:rPr>
+                <w:rFonts w:ascii="Arial" w:hAnsi="Arial" w:cs="Arial"/>
+                <w:sz w:val="22"/>
+                <w:szCs w:val="22"/>
+                <w:rtl/>
+              </w:rPr>
+              <w:t xml:space="preserve">، ثم </w:t>
+            </w:r>
+            <w:r>
+              <w:rPr>
+                <w:rFonts w:ascii="Arial" w:hAnsi="Arial" w:cs="Arial"/>
+                <w:sz w:val="22"/>
+                <w:szCs w:val="22"/>
+              </w:rPr>
+              <w:t xml:space="preserve">75</w:t>
+            </w:r>
+            <w:r>
+              <w:rPr>
+                <w:rFonts w:ascii="Arial" w:hAnsi="Arial" w:cs="Arial"/>
+                <w:sz w:val="22"/>
+                <w:szCs w:val="22"/>
+                <w:rtl/>
+              </w:rPr>
+              <w:t xml:space="preserve"> حادثة وخطة محاكاة من مصادر مفتوحة) فكشفت أن المُحسِّن وحده لا يتفوق على قاعدة بسيطة؛ وبعد إضافة «أرضية أمان» مسجّلة مسبقًا (</w:t>
+            </w:r>
+            <w:r>
+              <w:rPr>
+                <w:rFonts w:ascii="Arial" w:hAnsi="Arial" w:cs="Arial"/>
+                <w:sz w:val="22"/>
+                <w:szCs w:val="22"/>
+              </w:rPr>
+              <w:t xml:space="preserve">v12)</w:t>
+            </w:r>
+            <w:r>
+              <w:rPr>
+                <w:rFonts w:ascii="Arial" w:hAnsi="Arial" w:cs="Arial"/>
+                <w:sz w:val="22"/>
+                <w:szCs w:val="22"/>
+                <w:rtl/>
+              </w:rPr>
+              <w:t xml:space="preserve"> صار الاحتواء التلقائي </w:t>
+            </w:r>
+            <w:r>
+              <w:rPr>
+                <w:rFonts w:ascii="Arial" w:hAnsi="Arial" w:cs="Arial"/>
+                <w:sz w:val="22"/>
+                <w:szCs w:val="22"/>
+              </w:rPr>
+              <w:t xml:space="preserve">100%</w:t>
+            </w:r>
+            <w:r>
+              <w:rPr>
+                <w:rFonts w:ascii="Arial" w:hAnsi="Arial" w:cs="Arial"/>
+                <w:sz w:val="22"/>
+                <w:szCs w:val="22"/>
+                <w:rtl/>
+              </w:rPr>
+              <w:t xml:space="preserve"> على الحوادث الثماني التي صُمّمت الأرضية بعدها، و</w:t>
+            </w:r>
+            <w:r>
+              <w:rPr>
+                <w:rFonts w:ascii="Arial" w:hAnsi="Arial" w:cs="Arial"/>
+                <w:sz w:val="22"/>
+                <w:szCs w:val="22"/>
+              </w:rPr>
+              <w:t xml:space="preserve">91%</w:t>
+            </w:r>
+            <w:r>
+              <w:rPr>
+                <w:rFonts w:ascii="Arial" w:hAnsi="Arial" w:cs="Arial"/>
+                <w:sz w:val="22"/>
+                <w:szCs w:val="22"/>
+                <w:rtl/>
+              </w:rPr>
+              <w:t xml:space="preserve"> من </w:t>
+            </w:r>
+            <w:r>
+              <w:rPr>
+                <w:rFonts w:ascii="Arial" w:hAnsi="Arial" w:cs="Arial"/>
+                <w:sz w:val="22"/>
+                <w:szCs w:val="22"/>
+              </w:rPr>
+              <w:t xml:space="preserve">207</w:t>
+            </w:r>
+            <w:r>
+              <w:rPr>
+                <w:rFonts w:ascii="Arial" w:hAnsi="Arial" w:cs="Arial"/>
+                <w:sz w:val="22"/>
+                <w:szCs w:val="22"/>
+                <w:rtl/>
+              </w:rPr>
+              <w:t xml:space="preserve"> لحظات في </w:t>
+            </w:r>
+            <w:r>
+              <w:rPr>
+                <w:rFonts w:ascii="Arial" w:hAnsi="Arial" w:cs="Arial"/>
+                <w:sz w:val="22"/>
+                <w:szCs w:val="22"/>
+              </w:rPr>
+              <w:t xml:space="preserve">75</w:t>
+            </w:r>
+            <w:r>
+              <w:rPr>
+                <w:rFonts w:ascii="Arial" w:hAnsi="Arial" w:cs="Arial"/>
+                <w:sz w:val="22"/>
+                <w:szCs w:val="22"/>
+                <w:rtl/>
+              </w:rPr>
+              <w:t xml:space="preserve"> حادثة جديدة، والخدمات المتوقفة بعد الموافقات أقل من القاعدة والعزل الكامل، دائمًا بشرط وصول التنبيه. وطابق السلوك الحقيقي النموذج في </w:t>
+            </w:r>
+            <w:r>
+              <w:rPr>
+                <w:rFonts w:ascii="Arial" w:hAnsi="Arial" w:cs="Arial"/>
+                <w:sz w:val="22"/>
+                <w:szCs w:val="22"/>
+              </w:rPr>
+              <w:t xml:space="preserve">6,002</w:t>
+            </w:r>
+            <w:r>
+              <w:rPr>
+                <w:rFonts w:ascii="Arial" w:hAnsi="Arial" w:cs="Arial"/>
+                <w:sz w:val="22"/>
+                <w:szCs w:val="22"/>
+                <w:rtl/>
+              </w:rPr>
+              <w:t xml:space="preserve"> فحص، وقُطع المهاجم خلال </w:t>
+            </w:r>
+            <w:r>
+              <w:rPr>
+                <w:rFonts w:ascii="Arial" w:hAnsi="Arial" w:cs="Arial"/>
+                <w:sz w:val="22"/>
+                <w:szCs w:val="22"/>
+              </w:rPr>
+              <w:t xml:space="preserve">41</w:t>
+            </w:r>
+            <w:r>
+              <w:rPr>
+                <w:rFonts w:ascii="Arial" w:hAnsi="Arial" w:cs="Arial"/>
+                <w:sz w:val="22"/>
+                <w:szCs w:val="22"/>
+                <w:rtl/>
+              </w:rPr>
+              <w:t xml:space="preserve"> مللي ثانية (</w:t>
+            </w:r>
+            <w:r>
+              <w:rPr>
+                <w:rFonts w:ascii="Arial" w:hAnsi="Arial" w:cs="Arial"/>
+                <w:sz w:val="22"/>
+                <w:szCs w:val="22"/>
+              </w:rPr>
+              <w:t xml:space="preserve">p95)</w:t>
+            </w:r>
+            <w:r>
+              <w:rPr>
+                <w:rFonts w:ascii="Arial" w:hAnsi="Arial" w:cs="Arial"/>
+                <w:sz w:val="22"/>
+                <w:szCs w:val="22"/>
+                <w:rtl/>
+              </w:rPr>
+              <w:t xml:space="preserve"> على السيناريوهات التركيبية و</w:t>
+            </w:r>
+            <w:r>
+              <w:rPr>
+                <w:rFonts w:ascii="Arial" w:hAnsi="Arial" w:cs="Arial"/>
+                <w:sz w:val="22"/>
+                <w:szCs w:val="22"/>
+              </w:rPr>
+              <w:t xml:space="preserve">118</w:t>
+            </w:r>
+            <w:r>
+              <w:rPr>
+                <w:rFonts w:ascii="Arial" w:hAnsi="Arial" w:cs="Arial"/>
+                <w:sz w:val="22"/>
+                <w:szCs w:val="22"/>
+                <w:rtl/>
+              </w:rPr>
+              <w:t xml:space="preserve"> (فوق هدف </w:t>
+            </w:r>
+            <w:r>
+              <w:rPr>
+                <w:rFonts w:ascii="Arial" w:hAnsi="Arial" w:cs="Arial"/>
+                <w:sz w:val="22"/>
+                <w:szCs w:val="22"/>
+              </w:rPr>
+              <w:t xml:space="preserve">50)</w:t>
+            </w:r>
+            <w:r>
+              <w:rPr>
+                <w:rFonts w:ascii="Arial" w:hAnsi="Arial" w:cs="Arial"/>
+                <w:sz w:val="22"/>
+                <w:szCs w:val="22"/>
+                <w:rtl/>
+              </w:rPr>
               <w:t xml:space="preserve"> على </w:t>
             </w:r>
             <w:r>
@@ -3105,346 +3445,6 @@
                 <w:sz w:val="22"/>
                 <w:szCs w:val="22"/>
               </w:rPr>
-              <w:t xml:space="preserve">253</w:t>
-            </w:r>
-            <w:r>
-              <w:rPr>
-                <w:rFonts w:ascii="Arial" w:hAnsi="Arial" w:cs="Arial"/>
-                <w:sz w:val="22"/>
-                <w:szCs w:val="22"/>
-                <w:rtl/>
-              </w:rPr>
-              <w:t xml:space="preserve"> سلسلة جديدة)، ودون أي فشل صامت. وتأكدت على بيانات جديدة (</w:t>
-            </w:r>
-            <w:r>
-              <w:rPr>
-                <w:rFonts w:ascii="Arial" w:hAnsi="Arial" w:cs="Arial"/>
-                <w:sz w:val="22"/>
-                <w:szCs w:val="22"/>
-              </w:rPr>
-              <w:t xml:space="preserve">0.980</w:t>
-            </w:r>
-            <w:r>
-              <w:rPr>
-                <w:rFonts w:ascii="Arial" w:hAnsi="Arial" w:cs="Arial"/>
-                <w:sz w:val="22"/>
-                <w:szCs w:val="22"/>
-                <w:rtl/>
-              </w:rPr>
-              <w:t xml:space="preserve">، و</w:t>
-            </w:r>
-            <w:r>
-              <w:rPr>
-                <w:rFonts w:ascii="Arial" w:hAnsi="Arial" w:cs="Arial"/>
-                <w:sz w:val="22"/>
-                <w:szCs w:val="22"/>
-              </w:rPr>
-              <w:t xml:space="preserve">0.995</w:t>
-            </w:r>
-            <w:r>
-              <w:rPr>
-                <w:rFonts w:ascii="Arial" w:hAnsi="Arial" w:cs="Arial"/>
-                <w:sz w:val="22"/>
-                <w:szCs w:val="22"/>
-                <w:rtl/>
-              </w:rPr>
-              <w:t xml:space="preserve"> في شبكة صحية من </w:t>
-            </w:r>
-            <w:r>
-              <w:rPr>
-                <w:rFonts w:ascii="Arial" w:hAnsi="Arial" w:cs="Arial"/>
-                <w:sz w:val="22"/>
-                <w:szCs w:val="22"/>
-              </w:rPr>
-              <w:t xml:space="preserve">60</w:t>
-            </w:r>
-            <w:r>
-              <w:rPr>
-                <w:rFonts w:ascii="Arial" w:hAnsi="Arial" w:cs="Arial"/>
-                <w:sz w:val="22"/>
-                <w:szCs w:val="22"/>
-                <w:rtl/>
-              </w:rPr>
-              <w:t xml:space="preserve"> جهازًا)، وبنفس المحرّك دون تغيير أي وزن تحققت في شبكة بنك (</w:t>
-            </w:r>
-            <w:r>
-              <w:rPr>
-                <w:rFonts w:ascii="Arial" w:hAnsi="Arial" w:cs="Arial"/>
-                <w:sz w:val="22"/>
-                <w:szCs w:val="22"/>
-              </w:rPr>
-              <w:t xml:space="preserve">0.902)</w:t>
-            </w:r>
-            <w:r>
-              <w:rPr>
-                <w:rFonts w:ascii="Arial" w:hAnsi="Arial" w:cs="Arial"/>
-                <w:sz w:val="22"/>
-                <w:szCs w:val="22"/>
-                <w:rtl/>
-              </w:rPr>
-              <w:t xml:space="preserve"> وجامعة (</w:t>
-            </w:r>
-            <w:r>
-              <w:rPr>
-                <w:rFonts w:ascii="Arial" w:hAnsi="Arial" w:cs="Arial"/>
-                <w:sz w:val="22"/>
-                <w:szCs w:val="22"/>
-              </w:rPr>
-              <w:t xml:space="preserve">0.839)</w:t>
-            </w:r>
-            <w:r>
-              <w:rPr>
-                <w:rFonts w:ascii="Arial" w:hAnsi="Arial" w:cs="Arial"/>
-                <w:sz w:val="22"/>
-                <w:szCs w:val="22"/>
-                <w:rtl/>
-              </w:rPr>
-              <w:t xml:space="preserve">، وكانت أقل بقليل في مصنع صناعي (</w:t>
-            </w:r>
-            <w:r>
-              <w:rPr>
-                <w:rFonts w:ascii="Arial" w:hAnsi="Arial" w:cs="Arial"/>
-                <w:sz w:val="22"/>
-                <w:szCs w:val="22"/>
-              </w:rPr>
-              <w:t xml:space="preserve">0.792)</w:t>
-            </w:r>
-            <w:r>
-              <w:rPr>
-                <w:rFonts w:ascii="Arial" w:hAnsi="Arial" w:cs="Arial"/>
-                <w:sz w:val="22"/>
-                <w:szCs w:val="22"/>
-                <w:rtl/>
-              </w:rPr>
-              <w:t xml:space="preserve">. ثم شغّلنا المحرّك على هجمات حقيقية موثقة (</w:t>
-            </w:r>
-            <w:r>
-              <w:rPr>
-                <w:rFonts w:ascii="Arial" w:hAnsi="Arial" w:cs="Arial"/>
-                <w:sz w:val="22"/>
-                <w:szCs w:val="22"/>
-              </w:rPr>
-              <w:t xml:space="preserve">8</w:t>
-            </w:r>
-            <w:r>
-              <w:rPr>
-                <w:rFonts w:ascii="Arial" w:hAnsi="Arial" w:cs="Arial"/>
-                <w:sz w:val="22"/>
-                <w:szCs w:val="22"/>
-                <w:rtl/>
-              </w:rPr>
-              <w:t xml:space="preserve"> حوادث منها </w:t>
-            </w:r>
-            <w:r>
-              <w:rPr>
-                <w:rFonts w:ascii="Arial" w:hAnsi="Arial" w:cs="Arial"/>
-                <w:sz w:val="22"/>
-                <w:szCs w:val="22"/>
-              </w:rPr>
-              <w:t xml:space="preserve">WannaCry</w:t>
-            </w:r>
-            <w:r>
-              <w:rPr>
-                <w:rFonts w:ascii="Arial" w:hAnsi="Arial" w:cs="Arial"/>
-                <w:sz w:val="22"/>
-                <w:szCs w:val="22"/>
-                <w:rtl/>
-              </w:rPr>
-              <w:t xml:space="preserve">، ثم </w:t>
-            </w:r>
-            <w:r>
-              <w:rPr>
-                <w:rFonts w:ascii="Arial" w:hAnsi="Arial" w:cs="Arial"/>
-                <w:sz w:val="22"/>
-                <w:szCs w:val="22"/>
-              </w:rPr>
-              <w:t xml:space="preserve">75</w:t>
-            </w:r>
-            <w:r>
-              <w:rPr>
-                <w:rFonts w:ascii="Arial" w:hAnsi="Arial" w:cs="Arial"/>
-                <w:sz w:val="22"/>
-                <w:szCs w:val="22"/>
-                <w:rtl/>
-              </w:rPr>
-              <w:t xml:space="preserve"> حادثة من مصادر مفتوحة) فكشفت أن المُحسِّن وحده لا يتفوق على قاعدة بسيطة؛ وبعد إضافة «أرضية أمان» مسجّلة مسبقًا (</w:t>
-            </w:r>
-            <w:r>
-              <w:rPr>
-                <w:rFonts w:ascii="Arial" w:hAnsi="Arial" w:cs="Arial"/>
-                <w:sz w:val="22"/>
-                <w:szCs w:val="22"/>
-              </w:rPr>
-              <w:t xml:space="preserve">v12)</w:t>
-            </w:r>
-            <w:r>
-              <w:rPr>
-                <w:rFonts w:ascii="Arial" w:hAnsi="Arial" w:cs="Arial"/>
-                <w:sz w:val="22"/>
-                <w:szCs w:val="22"/>
-                <w:rtl/>
-              </w:rPr>
-              <w:t xml:space="preserve"> صار الاحتواء التلقائي </w:t>
-            </w:r>
-            <w:r>
-              <w:rPr>
-                <w:rFonts w:ascii="Arial" w:hAnsi="Arial" w:cs="Arial"/>
-                <w:sz w:val="22"/>
-                <w:szCs w:val="22"/>
-              </w:rPr>
-              <w:t xml:space="preserve">100%</w:t>
-            </w:r>
-            <w:r>
-              <w:rPr>
-                <w:rFonts w:ascii="Arial" w:hAnsi="Arial" w:cs="Arial"/>
-                <w:sz w:val="22"/>
-                <w:szCs w:val="22"/>
-                <w:rtl/>
-              </w:rPr>
-              <w:t xml:space="preserve"> على الحوادث الثماني التي صُمّمت الأرضية بعدها، و</w:t>
-            </w:r>
-            <w:r>
-              <w:rPr>
-                <w:rFonts w:ascii="Arial" w:hAnsi="Arial" w:cs="Arial"/>
-                <w:sz w:val="22"/>
-                <w:szCs w:val="22"/>
-              </w:rPr>
-              <w:t xml:space="preserve">91%</w:t>
-            </w:r>
-            <w:r>
-              <w:rPr>
-                <w:rFonts w:ascii="Arial" w:hAnsi="Arial" w:cs="Arial"/>
-                <w:sz w:val="22"/>
-                <w:szCs w:val="22"/>
-                <w:rtl/>
-              </w:rPr>
-              <w:t xml:space="preserve"> من </w:t>
-            </w:r>
-            <w:r>
-              <w:rPr>
-                <w:rFonts w:ascii="Arial" w:hAnsi="Arial" w:cs="Arial"/>
-                <w:sz w:val="22"/>
-                <w:szCs w:val="22"/>
-              </w:rPr>
-              <w:t xml:space="preserve">207</w:t>
-            </w:r>
-            <w:r>
-              <w:rPr>
-                <w:rFonts w:ascii="Arial" w:hAnsi="Arial" w:cs="Arial"/>
-                <w:sz w:val="22"/>
-                <w:szCs w:val="22"/>
-                <w:rtl/>
-              </w:rPr>
-              <w:t xml:space="preserve"> لحظات في </w:t>
-            </w:r>
-            <w:r>
-              <w:rPr>
-                <w:rFonts w:ascii="Arial" w:hAnsi="Arial" w:cs="Arial"/>
-                <w:sz w:val="22"/>
-                <w:szCs w:val="22"/>
-              </w:rPr>
-              <w:t xml:space="preserve">75</w:t>
-            </w:r>
-            <w:r>
-              <w:rPr>
-                <w:rFonts w:ascii="Arial" w:hAnsi="Arial" w:cs="Arial"/>
-                <w:sz w:val="22"/>
-                <w:szCs w:val="22"/>
-                <w:rtl/>
-              </w:rPr>
-              <w:t xml:space="preserve"> حادثة جديدة، والخدمات المتوقفة بعد الموافقات أقل من القاعدة والعزل الكامل، دائمًا بشرط وصول التنبيه. وطابق السلوك الحقيقي النموذج في </w:t>
-            </w:r>
-            <w:r>
-              <w:rPr>
-                <w:rFonts w:ascii="Arial" w:hAnsi="Arial" w:cs="Arial"/>
-                <w:sz w:val="22"/>
-                <w:szCs w:val="22"/>
-              </w:rPr>
-              <w:t xml:space="preserve">6,002</w:t>
-            </w:r>
-            <w:r>
-              <w:rPr>
-                <w:rFonts w:ascii="Arial" w:hAnsi="Arial" w:cs="Arial"/>
-                <w:sz w:val="22"/>
-                <w:szCs w:val="22"/>
-                <w:rtl/>
-              </w:rPr>
-              <w:t xml:space="preserve"> فحص، وقُطع المهاجم خلال </w:t>
-            </w:r>
-            <w:r>
-              <w:rPr>
-                <w:rFonts w:ascii="Arial" w:hAnsi="Arial" w:cs="Arial"/>
-                <w:sz w:val="22"/>
-                <w:szCs w:val="22"/>
-              </w:rPr>
-              <w:t xml:space="preserve">41</w:t>
-            </w:r>
-            <w:r>
-              <w:rPr>
-                <w:rFonts w:ascii="Arial" w:hAnsi="Arial" w:cs="Arial"/>
-                <w:sz w:val="22"/>
-                <w:szCs w:val="22"/>
-                <w:rtl/>
-              </w:rPr>
-              <w:t xml:space="preserve"> مللي ثانية (</w:t>
-            </w:r>
-            <w:r>
-              <w:rPr>
-                <w:rFonts w:ascii="Arial" w:hAnsi="Arial" w:cs="Arial"/>
-                <w:sz w:val="22"/>
-                <w:szCs w:val="22"/>
-              </w:rPr>
-              <w:t xml:space="preserve">p95)</w:t>
-            </w:r>
-            <w:r>
-              <w:rPr>
-                <w:rFonts w:ascii="Arial" w:hAnsi="Arial" w:cs="Arial"/>
-                <w:sz w:val="22"/>
-                <w:szCs w:val="22"/>
-                <w:rtl/>
-              </w:rPr>
-              <w:t xml:space="preserve"> على السيناريوهات التركيبية و</w:t>
-            </w:r>
-            <w:r>
-              <w:rPr>
-                <w:rFonts w:ascii="Arial" w:hAnsi="Arial" w:cs="Arial"/>
-                <w:sz w:val="22"/>
-                <w:szCs w:val="22"/>
-              </w:rPr>
-              <w:t xml:space="preserve">118</w:t>
-            </w:r>
-            <w:r>
-              <w:rPr>
-                <w:rFonts w:ascii="Arial" w:hAnsi="Arial" w:cs="Arial"/>
-                <w:sz w:val="22"/>
-                <w:szCs w:val="22"/>
-                <w:rtl/>
-              </w:rPr>
-              <w:t xml:space="preserve"> (فوق هدف </w:t>
-            </w:r>
-            <w:r>
-              <w:rPr>
-                <w:rFonts w:ascii="Arial" w:hAnsi="Arial" w:cs="Arial"/>
-                <w:sz w:val="22"/>
-                <w:szCs w:val="22"/>
-              </w:rPr>
-              <w:t xml:space="preserve">50)</w:t>
-            </w:r>
-            <w:r>
-              <w:rPr>
-                <w:rFonts w:ascii="Arial" w:hAnsi="Arial" w:cs="Arial"/>
-                <w:sz w:val="22"/>
-                <w:szCs w:val="22"/>
-                <w:rtl/>
-              </w:rPr>
-              <w:t xml:space="preserve"> على </w:t>
-            </w:r>
-            <w:r>
-              <w:rPr>
-                <w:rFonts w:ascii="Arial" w:hAnsi="Arial" w:cs="Arial"/>
-                <w:sz w:val="22"/>
-                <w:szCs w:val="22"/>
-              </w:rPr>
               <w:t xml:space="preserve">66</w:t>
             </w:r>
             <w:r>
@@ -3454,7 +3454,24 @@
                 <w:szCs w:val="22"/>
                 <w:rtl/>
               </w:rPr>
-              <w:t xml:space="preserve"> سيناريو حقيقي وواقعي، ولم تستطع التنبيهات المزوّرة إجبار النظام على إيقاف أي خدمة.</w:t>
+              <w:t xml:space="preserve"> سيناريو حقيقي وواقعي، ولم تستطع تنبيهات مزوّرة على </w:t>
+            </w:r>
+            <w:r>
+              <w:rPr>
+                <w:rFonts w:ascii="Arial" w:hAnsi="Arial" w:cs="Arial"/>
+                <w:sz w:val="22"/>
+                <w:szCs w:val="22"/>
+              </w:rPr>
+              <w:t xml:space="preserve">1–3</w:t>
+            </w:r>
+            <w:r>
+              <w:rPr>
+                <w:rFonts w:ascii="Arial" w:hAnsi="Arial" w:cs="Arial"/>
+                <w:sz w:val="22"/>
+                <w:szCs w:val="22"/>
+                <w:rtl/>
+              </w:rPr>
+              <w:t xml:space="preserve"> أجهزة (بحث شامل) إجبار النظام على إيقاف أي خدمة.</w:t>
             </w:r>
           </w:p>
           <w:p>
@@ -3578,7 +3595,7 @@
                 <w:szCs w:val="22"/>
                 <w:rtl/>
               </w:rPr>
-              <w:t xml:space="preserve"> مسألة على جهازين، وطابق القرار النهائي الحل الدقيق. ونشرنا الأهداف التي لم تتحقق من أول مرة وكيف عالجناها، ولم ندّعِ تفوقًا كمّيًا. وكانت الشبكات الحقيقية مُعاد بناؤها جزئيًا من التقارير العامة، وأشارت النتائج إلى أن الأنظمة يمكن أن تحتوي الهجوم دون أن توقف خدماتها متى وصل التنبيه.</w:t>
+              <w:t xml:space="preserve"> مسألة على جهازين، وطابق القرار النهائي الحل الدقيق. ولم ندّعِ تفوقًا كمّيًا. وكانت الشبكات الحقيقية مُعاد بناؤها جزئيًا من التقارير العامة، وأشارت النتائج إلى أن الأنظمة يمكن أن تحتوي الهجوم دون أن توقف خدماتها متى وصل التنبيه.</w:t>
             </w:r>
           </w:p>
         </w:tc>
@@ -4224,41 +4241,126 @@
                 <w:szCs w:val="22"/>
                 <w:rtl/>
               </w:rPr>
-              <w:t xml:space="preserve">–  دراسة منشورة على هجمات الفدية في المنشآت الصحية الأمريكية وجدت أن عدد المرضى ينخفض </w:t>
-            </w:r>
-            <w:r>
-              <w:rPr>
-                <w:rFonts w:ascii="Arial" w:hAnsi="Arial" w:cs="Arial"/>
-                <w:sz w:val="22"/>
-                <w:szCs w:val="22"/>
-              </w:rPr>
-              <w:t xml:space="preserve">17–24%</w:t>
-            </w:r>
-            <w:r>
-              <w:rPr>
-                <w:rFonts w:ascii="Arial" w:hAnsi="Arial" w:cs="Arial"/>
-                <w:sz w:val="22"/>
-                <w:szCs w:val="22"/>
-                <w:rtl/>
-              </w:rPr>
-              <w:t xml:space="preserve"> في أسبوع الهجوم، وأن وفيات المرضى المنوّمين وقت بدء الهجوم ترتفع </w:t>
-            </w:r>
-            <w:r>
-              <w:rPr>
-                <w:rFonts w:ascii="Arial" w:hAnsi="Arial" w:cs="Arial"/>
-                <w:sz w:val="22"/>
-                <w:szCs w:val="22"/>
-              </w:rPr>
-              <w:t xml:space="preserve">34–38% [2]</w:t>
-            </w:r>
-            <w:r>
-              <w:rPr>
-                <w:rFonts w:ascii="Arial" w:hAnsi="Arial" w:cs="Arial"/>
-                <w:sz w:val="22"/>
-                <w:szCs w:val="22"/>
-                <w:rtl/>
-              </w:rPr>
-              <w:t xml:space="preserve">. تعطّل الأنظمة يمس حياة المرضى مباشرة.</w:t>
+              <w:t xml:space="preserve">–  وتكرر النمط نفسه: في هجوم </w:t>
+            </w:r>
+            <w:r>
+              <w:rPr>
+                <w:rFonts w:ascii="Arial" w:hAnsi="Arial" w:cs="Arial"/>
+                <w:sz w:val="22"/>
+                <w:szCs w:val="22"/>
+              </w:rPr>
+              <w:t xml:space="preserve">Conti</w:t>
+            </w:r>
+            <w:r>
+              <w:rPr>
+                <w:rFonts w:ascii="Arial" w:hAnsi="Arial" w:cs="Arial"/>
+                <w:sz w:val="22"/>
+                <w:szCs w:val="22"/>
+                <w:rtl/>
+              </w:rPr>
+              <w:t xml:space="preserve"> على الخدمة الصحية الإيرلندية عام </w:t>
+            </w:r>
+            <w:r>
+              <w:rPr>
+                <w:rFonts w:ascii="Arial" w:hAnsi="Arial" w:cs="Arial"/>
+                <w:sz w:val="22"/>
+                <w:szCs w:val="22"/>
+              </w:rPr>
+              <w:t xml:space="preserve">2021</w:t>
+            </w:r>
+            <w:r>
+              <w:rPr>
+                <w:rFonts w:ascii="Arial" w:hAnsi="Arial" w:cs="Arial"/>
+                <w:sz w:val="22"/>
+                <w:szCs w:val="22"/>
+                <w:rtl/>
+              </w:rPr>
+              <w:t xml:space="preserve"> قررت الجهة إطفاء كل أنظمتها وفصل شبكتها الصحية الوطنية عن الإنترنت لاحتواء الهجوم </w:t>
+            </w:r>
+            <w:r>
+              <w:rPr>
+                <w:rFonts w:ascii="Arial" w:hAnsi="Arial" w:cs="Arial"/>
+                <w:sz w:val="22"/>
+                <w:szCs w:val="22"/>
+              </w:rPr>
+              <w:t xml:space="preserve">[2]</w:t>
+            </w:r>
+            <w:r>
+              <w:rPr>
+                <w:rFonts w:ascii="Arial" w:hAnsi="Arial" w:cs="Arial"/>
+                <w:sz w:val="22"/>
+                <w:szCs w:val="22"/>
+                <w:rtl/>
+              </w:rPr>
+              <w:t xml:space="preserve">، وفي هجوم الفدية على </w:t>
+            </w:r>
+            <w:r>
+              <w:rPr>
+                <w:rFonts w:ascii="Arial" w:hAnsi="Arial" w:cs="Arial"/>
+                <w:sz w:val="22"/>
+                <w:szCs w:val="22"/>
+              </w:rPr>
+              <w:t xml:space="preserve">Colonial Pipeline</w:t>
+            </w:r>
+            <w:r>
+              <w:rPr>
+                <w:rFonts w:ascii="Arial" w:hAnsi="Arial" w:cs="Arial"/>
+                <w:sz w:val="22"/>
+                <w:szCs w:val="22"/>
+                <w:rtl/>
+              </w:rPr>
+              <w:t xml:space="preserve"> في العام نفسه أوقفت الشركة احتياطًا خط الأنابيب كاملًا من </w:t>
+            </w:r>
+            <w:r>
+              <w:rPr>
+                <w:rFonts w:ascii="Arial" w:hAnsi="Arial" w:cs="Arial"/>
+                <w:sz w:val="22"/>
+                <w:szCs w:val="22"/>
+              </w:rPr>
+              <w:t xml:space="preserve">7</w:t>
+            </w:r>
+            <w:r>
+              <w:rPr>
+                <w:rFonts w:ascii="Arial" w:hAnsi="Arial" w:cs="Arial"/>
+                <w:sz w:val="22"/>
+                <w:szCs w:val="22"/>
+                <w:rtl/>
+              </w:rPr>
+              <w:t xml:space="preserve"> إلى </w:t>
+            </w:r>
+            <w:r>
+              <w:rPr>
+                <w:rFonts w:ascii="Arial" w:hAnsi="Arial" w:cs="Arial"/>
+                <w:sz w:val="22"/>
+                <w:szCs w:val="22"/>
+              </w:rPr>
+              <w:t xml:space="preserve">13</w:t>
+            </w:r>
+            <w:r>
+              <w:rPr>
+                <w:rFonts w:ascii="Arial" w:hAnsi="Arial" w:cs="Arial"/>
+                <w:sz w:val="22"/>
+                <w:szCs w:val="22"/>
+                <w:rtl/>
+              </w:rPr>
+              <w:t xml:space="preserve"> مايو </w:t>
+            </w:r>
+            <w:r>
+              <w:rPr>
+                <w:rFonts w:ascii="Arial" w:hAnsi="Arial" w:cs="Arial"/>
+                <w:sz w:val="22"/>
+                <w:szCs w:val="22"/>
+              </w:rPr>
+              <w:t xml:space="preserve">[3]</w:t>
+            </w:r>
+            <w:r>
+              <w:rPr>
+                <w:rFonts w:ascii="Arial" w:hAnsi="Arial" w:cs="Arial"/>
+                <w:sz w:val="22"/>
+                <w:szCs w:val="22"/>
+                <w:rtl/>
+              </w:rPr>
+              <w:t xml:space="preserve">.</w:t>
             </w:r>
           </w:p>
           <w:p>
@@ -4281,107 +4383,41 @@
                 <w:szCs w:val="22"/>
                 <w:rtl/>
               </w:rPr>
-              <w:t xml:space="preserve">–  الأنظمة التجارية تحمي الأصل الحرج بقوائم استثناء ثابتة يضبطها المسؤول (مستخدمون، ومجموعات أجهزة، وعناوين </w:t>
-            </w:r>
-            <w:r>
-              <w:rPr>
-                <w:rFonts w:ascii="Arial" w:hAnsi="Arial" w:cs="Arial"/>
-                <w:sz w:val="22"/>
-                <w:szCs w:val="22"/>
-              </w:rPr>
-              <w:t xml:space="preserve">IP)</w:t>
-            </w:r>
-            <w:r>
-              <w:rPr>
-                <w:rFonts w:ascii="Arial" w:hAnsi="Arial" w:cs="Arial"/>
-                <w:sz w:val="22"/>
-                <w:szCs w:val="22"/>
-                <w:rtl/>
-              </w:rPr>
-              <w:t xml:space="preserve">: المستثنى لا يُحتوى تلقائيًا، وغير المستثنى قد يُعزل كاملًا </w:t>
-            </w:r>
-            <w:r>
-              <w:rPr>
-                <w:rFonts w:ascii="Arial" w:hAnsi="Arial" w:cs="Arial"/>
-                <w:sz w:val="22"/>
-                <w:szCs w:val="22"/>
-              </w:rPr>
-              <w:t xml:space="preserve">[3]</w:t>
-            </w:r>
-            <w:r>
-              <w:rPr>
-                <w:rFonts w:ascii="Arial" w:hAnsi="Arial" w:cs="Arial"/>
-                <w:sz w:val="22"/>
-                <w:szCs w:val="22"/>
-                <w:rtl/>
-              </w:rPr>
-              <w:t xml:space="preserve">. ولا يختار النظام إجراءً وسطًا حسب أثره على الخدمات.</w:t>
-            </w:r>
-          </w:p>
-          <w:p>
-            <w:pPr>
-              <w:bidi/>
-              <w:spacing w:after="100" w:line="300" w:lineRule="auto"/>
-              <w:jc w:val="both"/>
-              <w:rPr>
-                <w:rFonts w:ascii="Arial" w:hAnsi="Arial" w:cs="Arial"/>
-                <w:sz w:val="22"/>
-                <w:szCs w:val="22"/>
-                <w:rtl/>
-              </w:rPr>
-            </w:pPr>
-            <w:r>
-              <w:rPr>
-                <w:rFonts w:ascii="Arial" w:hAnsi="Arial" w:cs="Arial"/>
-                <w:b/>
-                <w:bCs/>
-                <w:sz w:val="22"/>
-                <w:szCs w:val="22"/>
-                <w:rtl/>
-              </w:rPr>
-              <w:t xml:space="preserve">المتأثرون:</w:t>
-            </w:r>
-            <w:r>
-              <w:rPr>
-                <w:rFonts w:ascii="Arial" w:hAnsi="Arial" w:cs="Arial"/>
-                <w:sz w:val="22"/>
-                <w:szCs w:val="22"/>
-                <w:rtl/>
-              </w:rPr>
-              <w:t xml:space="preserve"> المستفيدون من الخدمات الحيوية (كالمرضى وعملاء البنوك والطلاب)، والموظفون الذين يفقدون أنظمتهم، وفرق الأمن التي تقرر العزل تحت ضغط الوقت دون أداة تقيس أثره على الخدمات.</w:t>
-            </w:r>
-          </w:p>
-          <w:p>
-            <w:pPr>
-              <w:bidi/>
-              <w:spacing w:after="100" w:line="300" w:lineRule="auto"/>
-              <w:jc w:val="both"/>
-              <w:rPr>
-                <w:rFonts w:ascii="Arial" w:hAnsi="Arial" w:cs="Arial"/>
-                <w:sz w:val="22"/>
-                <w:szCs w:val="22"/>
-                <w:rtl/>
-              </w:rPr>
-            </w:pPr>
-            <w:r>
-              <w:rPr>
-                <w:rFonts w:ascii="Arial" w:hAnsi="Arial" w:cs="Arial"/>
-                <w:b/>
-                <w:bCs/>
-                <w:sz w:val="22"/>
-                <w:szCs w:val="22"/>
-                <w:rtl/>
-              </w:rPr>
-              <w:t xml:space="preserve">الفجوة المعرفية</w:t>
-            </w:r>
-            <w:r>
-              <w:rPr>
-                <w:rFonts w:ascii="Arial" w:hAnsi="Arial" w:cs="Arial"/>
-                <w:sz w:val="22"/>
-                <w:szCs w:val="22"/>
-                <w:rtl/>
-              </w:rPr>
-              <w:t xml:space="preserve"> من ثلاثة جوانب:</w:t>
+              <w:t xml:space="preserve">–  دراسة منشورة على هجمات الفدية في المنشآت الصحية الأمريكية وجدت أن عدد المرضى ينخفض </w:t>
+            </w:r>
+            <w:r>
+              <w:rPr>
+                <w:rFonts w:ascii="Arial" w:hAnsi="Arial" w:cs="Arial"/>
+                <w:sz w:val="22"/>
+                <w:szCs w:val="22"/>
+              </w:rPr>
+              <w:t xml:space="preserve">17–24%</w:t>
+            </w:r>
+            <w:r>
+              <w:rPr>
+                <w:rFonts w:ascii="Arial" w:hAnsi="Arial" w:cs="Arial"/>
+                <w:sz w:val="22"/>
+                <w:szCs w:val="22"/>
+                <w:rtl/>
+              </w:rPr>
+              <w:t xml:space="preserve"> في أسبوع الهجوم، وأن وفيات المرضى المنوّمين وقت بدء الهجوم ترتفع </w:t>
+            </w:r>
+            <w:r>
+              <w:rPr>
+                <w:rFonts w:ascii="Arial" w:hAnsi="Arial" w:cs="Arial"/>
+                <w:sz w:val="22"/>
+                <w:szCs w:val="22"/>
+              </w:rPr>
+              <w:t xml:space="preserve">34–38% [4]</w:t>
+            </w:r>
+            <w:r>
+              <w:rPr>
+                <w:rFonts w:ascii="Arial" w:hAnsi="Arial" w:cs="Arial"/>
+                <w:sz w:val="22"/>
+                <w:szCs w:val="22"/>
+                <w:rtl/>
+              </w:rPr>
+              <w:t xml:space="preserve">. تعطّل الأنظمة يمس حياة المرضى مباشرة.</w:t>
             </w:r>
           </w:p>
           <w:p>
@@ -4404,7 +4440,107 @@
                 <w:szCs w:val="22"/>
                 <w:rtl/>
               </w:rPr>
-              <w:t xml:space="preserve">–  القرار يُتخذ لكل جهاز وحده، فلا يرى أن عزل الخادمين التوأمين معًا يوقف الخدمة بينما عزل أحدهما لا يوقفها.</w:t>
+              <w:t xml:space="preserve">–  الأنظمة التجارية تحمي الأصل الحرج بقوائم استثناء ثابتة يضبطها المسؤول (مستخدمون، ومجموعات أجهزة، وعناوين </w:t>
+            </w:r>
+            <w:r>
+              <w:rPr>
+                <w:rFonts w:ascii="Arial" w:hAnsi="Arial" w:cs="Arial"/>
+                <w:sz w:val="22"/>
+                <w:szCs w:val="22"/>
+              </w:rPr>
+              <w:t xml:space="preserve">IP)</w:t>
+            </w:r>
+            <w:r>
+              <w:rPr>
+                <w:rFonts w:ascii="Arial" w:hAnsi="Arial" w:cs="Arial"/>
+                <w:sz w:val="22"/>
+                <w:szCs w:val="22"/>
+                <w:rtl/>
+              </w:rPr>
+              <w:t xml:space="preserve">: المستثنى لا يُحتوى تلقائيًا، وغير المستثنى قد يُعزل كاملًا </w:t>
+            </w:r>
+            <w:r>
+              <w:rPr>
+                <w:rFonts w:ascii="Arial" w:hAnsi="Arial" w:cs="Arial"/>
+                <w:sz w:val="22"/>
+                <w:szCs w:val="22"/>
+              </w:rPr>
+              <w:t xml:space="preserve">[5]</w:t>
+            </w:r>
+            <w:r>
+              <w:rPr>
+                <w:rFonts w:ascii="Arial" w:hAnsi="Arial" w:cs="Arial"/>
+                <w:sz w:val="22"/>
+                <w:szCs w:val="22"/>
+                <w:rtl/>
+              </w:rPr>
+              <w:t xml:space="preserve">. ولا يختار النظام إجراءً وسطًا حسب أثره على الخدمات.</w:t>
+            </w:r>
+          </w:p>
+          <w:p>
+            <w:pPr>
+              <w:bidi/>
+              <w:spacing w:after="100" w:line="300" w:lineRule="auto"/>
+              <w:jc w:val="both"/>
+              <w:rPr>
+                <w:rFonts w:ascii="Arial" w:hAnsi="Arial" w:cs="Arial"/>
+                <w:sz w:val="22"/>
+                <w:szCs w:val="22"/>
+                <w:rtl/>
+              </w:rPr>
+            </w:pPr>
+            <w:r>
+              <w:rPr>
+                <w:rFonts w:ascii="Arial" w:hAnsi="Arial" w:cs="Arial"/>
+                <w:b/>
+                <w:bCs/>
+                <w:sz w:val="22"/>
+                <w:szCs w:val="22"/>
+                <w:rtl/>
+              </w:rPr>
+              <w:t xml:space="preserve">المتأثرون:</w:t>
+            </w:r>
+            <w:r>
+              <w:rPr>
+                <w:rFonts w:ascii="Arial" w:hAnsi="Arial" w:cs="Arial"/>
+                <w:sz w:val="22"/>
+                <w:szCs w:val="22"/>
+                <w:rtl/>
+              </w:rPr>
+              <w:t xml:space="preserve"> المستفيدون من الخدمات الحيوية (كالمرضى وعملاء البنوك والطلاب)، والموظفون الذين يفقدون أنظمتهم، وفرق الأمن التي تقرر العزل تحت ضغط الوقت دون أداة تقيس أثره على الخدمات.</w:t>
+            </w:r>
+          </w:p>
+          <w:p>
+            <w:pPr>
+              <w:bidi/>
+              <w:spacing w:after="100" w:line="300" w:lineRule="auto"/>
+              <w:jc w:val="both"/>
+              <w:rPr>
+                <w:rFonts w:ascii="Arial" w:hAnsi="Arial" w:cs="Arial"/>
+                <w:sz w:val="22"/>
+                <w:szCs w:val="22"/>
+                <w:rtl/>
+              </w:rPr>
+            </w:pPr>
+            <w:r>
+              <w:rPr>
+                <w:rFonts w:ascii="Arial" w:hAnsi="Arial" w:cs="Arial"/>
+                <w:b/>
+                <w:bCs/>
+                <w:sz w:val="22"/>
+                <w:szCs w:val="22"/>
+                <w:rtl/>
+              </w:rPr>
+              <w:t xml:space="preserve">الفجوة المعرفية</w:t>
+            </w:r>
+            <w:r>
+              <w:rPr>
+                <w:rFonts w:ascii="Arial" w:hAnsi="Arial" w:cs="Arial"/>
+                <w:sz w:val="22"/>
+                <w:szCs w:val="22"/>
+                <w:rtl/>
+              </w:rPr>
+              <w:t xml:space="preserve"> من ثلاثة جوانب:</w:t>
             </w:r>
           </w:p>
           <w:p>
@@ -4427,7 +4563,7 @@
                 <w:szCs w:val="22"/>
                 <w:rtl/>
               </w:rPr>
-              <w:t xml:space="preserve">–  لا يوجد ضمان مثبت أن المُحسِّن الآلي لن يكسر قاعدة سلامة (مثل فصل جهاز لا يجوز فصله)، ولا آلية تحوّل الفشل الصامت إلى إحالة للبشر.</w:t>
+              <w:t xml:space="preserve">–  القرار يُتخذ لكل جهاز وحده، فلا يرى أن عزل الخادمين التوأمين معًا يوقف الخدمة بينما عزل أحدهما لا يوقفها.</w:t>
             </w:r>
           </w:p>
           <w:p>
@@ -4450,6 +4586,29 @@
                 <w:szCs w:val="22"/>
                 <w:rtl/>
               </w:rPr>
+              <w:t xml:space="preserve">–  لا يوجد ضمان مثبت أن المُحسِّن الآلي لن يكسر قاعدة سلامة (مثل فصل جهاز لا يجوز فصله)، ولا آلية تحوّل الفشل الصامت إلى إحالة للبشر.</w:t>
+            </w:r>
+          </w:p>
+          <w:p>
+            <w:pPr>
+              <w:bidi/>
+              <w:spacing w:after="60" w:line="300" w:lineRule="auto"/>
+              <w:ind w:start="340" w:hanging="340"/>
+              <w:jc w:val="both"/>
+              <w:rPr>
+                <w:rFonts w:ascii="Arial" w:hAnsi="Arial" w:cs="Arial"/>
+                <w:sz w:val="22"/>
+                <w:szCs w:val="22"/>
+                <w:rtl/>
+              </w:rPr>
+            </w:pPr>
+            <w:r>
+              <w:rPr>
+                <w:rFonts w:ascii="Arial" w:hAnsi="Arial" w:cs="Arial"/>
+                <w:sz w:val="22"/>
+                <w:szCs w:val="22"/>
+                <w:rtl/>
+              </w:rPr>
               <w:t xml:space="preserve">–  النظام الآلي نفسه هدف: مهاجم يزوّر التنبيهات قد يجبره على إيقاف الأنظمة بنفسه.</w:t>
             </w:r>
           </w:p>
@@ -4516,7 +4675,7 @@
                 <w:szCs w:val="22"/>
                 <w:rtl/>
               </w:rPr>
-              <w:t xml:space="preserve"> المشكلة قابلة للحل فعليًا لأنها مسألة تحسين محددة، والمدخلات اللازمة (خطورة التهديد، حرجية الأصل، اعتماديات الخدمات) متوفرة لدى أي فريق أمن في مؤسسة. وهي ذات صلة محلية مباشرة بالضوابط الأساسية للأمن السيبراني (</w:t>
+              <w:t xml:space="preserve"> المشكلة قابلة للحل فعليًا لأنها مسألة تحسين محددة، والمدخلات اللازمة (خطورة التهديد، حرجية الأصل، اعتماديات الخدمات) متوفرة عادةً في أدوات إدارة الأصول والتنبيهات لدى فرق الأمن. وهي ذات صلة محلية مباشرة بالضوابط الأساسية للأمن السيبراني (</w:t>
             </w:r>
             <w:r>
               <w:rPr>
@@ -4541,7 +4700,7 @@
                 <w:sz w:val="22"/>
                 <w:szCs w:val="22"/>
               </w:rPr>
-              <w:t xml:space="preserve">[4]</w:t>
+              <w:t xml:space="preserve">[6]</w:t>
             </w:r>
             <w:r>
               <w:rPr>
@@ -5067,7 +5226,7 @@
                 <w:sz w:val="22"/>
                 <w:szCs w:val="22"/>
               </w:rPr>
-              <w:t xml:space="preserve">[5]</w:t>
+              <w:t xml:space="preserve">[7]</w:t>
             </w:r>
             <w:r>
               <w:rPr>
@@ -5084,7 +5243,7 @@
                 <w:sz w:val="22"/>
                 <w:szCs w:val="22"/>
               </w:rPr>
-              <w:t xml:space="preserve">[6]</w:t>
+              <w:t xml:space="preserve">[8]</w:t>
             </w:r>
             <w:r>
               <w:rPr>
@@ -5216,7 +5375,7 @@
                 <w:sz w:val="22"/>
                 <w:szCs w:val="22"/>
               </w:rPr>
-              <w:t xml:space="preserve">[7]</w:t>
+              <w:t xml:space="preserve">[9]</w:t>
             </w:r>
             <w:r>
               <w:rPr>
@@ -5273,7 +5432,7 @@
                 <w:sz w:val="22"/>
                 <w:szCs w:val="22"/>
               </w:rPr>
-              <w:t xml:space="preserve">[3]</w:t>
+              <w:t xml:space="preserve">[5]</w:t>
             </w:r>
             <w:r>
               <w:rPr>
@@ -5354,7 +5513,7 @@
                 <w:sz w:val="22"/>
                 <w:szCs w:val="22"/>
               </w:rPr>
-              <w:t xml:space="preserve">[8]</w:t>
+              <w:t xml:space="preserve">[10]</w:t>
             </w:r>
             <w:r>
               <w:rPr>
@@ -5411,7 +5570,7 @@
                 <w:sz w:val="22"/>
                 <w:szCs w:val="22"/>
               </w:rPr>
-              <w:t xml:space="preserve">[9]</w:t>
+              <w:t xml:space="preserve">[11]</w:t>
             </w:r>
             <w:r>
               <w:rPr>
@@ -5478,7 +5637,7 @@
                 <w:sz w:val="22"/>
                 <w:szCs w:val="22"/>
               </w:rPr>
-              <w:t xml:space="preserve">Ising [10][11]</w:t>
+              <w:t xml:space="preserve">Ising [12][13]</w:t>
             </w:r>
             <w:r>
               <w:rPr>
@@ -5495,7 +5654,7 @@
                 <w:sz w:val="22"/>
                 <w:szCs w:val="22"/>
               </w:rPr>
-              <w:t xml:space="preserve">QAOA [12]</w:t>
+              <w:t xml:space="preserve">QAOA [14]</w:t>
             </w:r>
             <w:r>
               <w:rPr>
@@ -5529,7 +5688,7 @@
                 <w:sz w:val="22"/>
                 <w:szCs w:val="22"/>
               </w:rPr>
-              <w:t xml:space="preserve">[13]</w:t>
+              <w:t xml:space="preserve">[15]</w:t>
             </w:r>
             <w:r>
               <w:rPr>
@@ -5603,7 +5762,7 @@
                 <w:sz w:val="22"/>
                 <w:szCs w:val="22"/>
               </w:rPr>
-              <w:t xml:space="preserve">QUBO [14]</w:t>
+              <w:t xml:space="preserve">QUBO [16]</w:t>
             </w:r>
             <w:r>
               <w:rPr>
@@ -5779,7 +5938,7 @@
                 <w:sz w:val="22"/>
                 <w:szCs w:val="22"/>
               </w:rPr>
-              <w:t xml:space="preserve">[15]</w:t>
+              <w:t xml:space="preserve">[17]</w:t>
             </w:r>
             <w:r>
               <w:rPr>
@@ -5812,6 +5971,275 @@
                 <w:szCs w:val="22"/>
                 <w:rtl/>
               </w:rPr>
+              <w:t xml:space="preserve">أولوية التوفر في الأنظمة التشغيلية.</w:t>
+            </w:r>
+            <w:r>
+              <w:rPr>
+                <w:rFonts w:ascii="Arial" w:hAnsi="Arial" w:cs="Arial"/>
+                <w:sz w:val="22"/>
+                <w:szCs w:val="22"/>
+                <w:rtl/>
+              </w:rPr>
+              <w:t xml:space="preserve"> يضع دليل </w:t>
+            </w:r>
+            <w:r>
+              <w:rPr>
+                <w:rFonts w:ascii="Arial" w:hAnsi="Arial" w:cs="Arial"/>
+                <w:sz w:val="22"/>
+                <w:szCs w:val="22"/>
+              </w:rPr>
+              <w:t xml:space="preserve">NIST</w:t>
+            </w:r>
+            <w:r>
+              <w:rPr>
+                <w:rFonts w:ascii="Arial" w:hAnsi="Arial" w:cs="Arial"/>
+                <w:sz w:val="22"/>
+                <w:szCs w:val="22"/>
+                <w:rtl/>
+              </w:rPr>
+              <w:t xml:space="preserve"> لأمن الأنظمة التشغيلية التوفر وسلامة العمليات في مقدمة أهداف الأمن، وينبّه إلى أن إجراءات أمنية معتادة في تقنية المعلومات قد تعطّل العمليات نفسها </w:t>
+            </w:r>
+            <w:r>
+              <w:rPr>
+                <w:rFonts w:ascii="Arial" w:hAnsi="Arial" w:cs="Arial"/>
+                <w:sz w:val="22"/>
+                <w:szCs w:val="22"/>
+              </w:rPr>
+              <w:t xml:space="preserve">[18]</w:t>
+            </w:r>
+            <w:r>
+              <w:rPr>
+                <w:rFonts w:ascii="Arial" w:hAnsi="Arial" w:cs="Arial"/>
+                <w:sz w:val="22"/>
+                <w:szCs w:val="22"/>
+                <w:rtl/>
+              </w:rPr>
+              <w:t xml:space="preserve">. وهذا ما يجعل العزل الشامل خيارًا مكلفًا في هذه البيئات.</w:t>
+            </w:r>
+          </w:p>
+          <w:p>
+            <w:pPr>
+              <w:bidi/>
+              <w:spacing w:after="100" w:line="300" w:lineRule="auto"/>
+              <w:jc w:val="both"/>
+              <w:rPr>
+                <w:rFonts w:ascii="Arial" w:hAnsi="Arial" w:cs="Arial"/>
+                <w:sz w:val="22"/>
+                <w:szCs w:val="22"/>
+                <w:rtl/>
+              </w:rPr>
+            </w:pPr>
+            <w:r>
+              <w:rPr>
+                <w:rFonts w:ascii="Arial" w:hAnsi="Arial" w:cs="Arial"/>
+                <w:b/>
+                <w:bCs/>
+                <w:sz w:val="22"/>
+                <w:szCs w:val="22"/>
+                <w:rtl/>
+              </w:rPr>
+              <w:t xml:space="preserve">فصل المعقّد عن البسيط.</w:t>
+            </w:r>
+            <w:r>
+              <w:rPr>
+                <w:rFonts w:ascii="Arial" w:hAnsi="Arial" w:cs="Arial"/>
+                <w:sz w:val="22"/>
+                <w:szCs w:val="22"/>
+                <w:rtl/>
+              </w:rPr>
+              <w:t xml:space="preserve"> فصل مكوّن معقد غير موثوق عن مراقب بسيط يمكن التحقق منه مبدأ معروف في الأنظمة الحرجة (معمارية </w:t>
+            </w:r>
+            <w:r>
+              <w:rPr>
+                <w:rFonts w:ascii="Arial" w:hAnsi="Arial" w:cs="Arial"/>
+                <w:sz w:val="22"/>
+                <w:szCs w:val="22"/>
+              </w:rPr>
+              <w:t xml:space="preserve">Simplex</w:t>
+            </w:r>
+            <w:r>
+              <w:rPr>
+                <w:rFonts w:ascii="Arial" w:hAnsi="Arial" w:cs="Arial"/>
+                <w:sz w:val="22"/>
+                <w:szCs w:val="22"/>
+                <w:rtl/>
+              </w:rPr>
+              <w:t xml:space="preserve"> لـ </w:t>
+            </w:r>
+            <w:r>
+              <w:rPr>
+                <w:rFonts w:ascii="Arial" w:hAnsi="Arial" w:cs="Arial"/>
+                <w:sz w:val="22"/>
+                <w:szCs w:val="22"/>
+              </w:rPr>
+              <w:t xml:space="preserve">Sha [19])</w:t>
+            </w:r>
+            <w:r>
+              <w:rPr>
+                <w:rFonts w:ascii="Arial" w:hAnsi="Arial" w:cs="Arial"/>
+                <w:sz w:val="22"/>
+                <w:szCs w:val="22"/>
+                <w:rtl/>
+              </w:rPr>
+              <w:t xml:space="preserve">، وطبّقناه على قرار الاحتواء: المُحسِّن الكلاسيكي أو الكمّي معقد، وبوابة السلامة بسيطة ومقفلة، ثم أثبتنا في </w:t>
+            </w:r>
+            <w:r>
+              <w:rPr>
+                <w:rFonts w:ascii="Arial" w:hAnsi="Arial" w:cs="Arial"/>
+                <w:sz w:val="22"/>
+                <w:szCs w:val="22"/>
+              </w:rPr>
+              <w:t xml:space="preserve">v14</w:t>
+            </w:r>
+            <w:r>
+              <w:rPr>
+                <w:rFonts w:ascii="Arial" w:hAnsi="Arial" w:cs="Arial"/>
+                <w:sz w:val="22"/>
+                <w:szCs w:val="22"/>
+                <w:rtl/>
+              </w:rPr>
+              <w:t xml:space="preserve"> خصائصها رياضيًا بأداة التحقق الرسمي </w:t>
+            </w:r>
+            <w:r>
+              <w:rPr>
+                <w:rFonts w:ascii="Arial" w:hAnsi="Arial" w:cs="Arial"/>
+                <w:sz w:val="22"/>
+                <w:szCs w:val="22"/>
+              </w:rPr>
+              <w:t xml:space="preserve">Z3 [20]</w:t>
+            </w:r>
+            <w:r>
+              <w:rPr>
+                <w:rFonts w:ascii="Arial" w:hAnsi="Arial" w:cs="Arial"/>
+                <w:sz w:val="22"/>
+                <w:szCs w:val="22"/>
+                <w:rtl/>
+              </w:rPr>
+              <w:t xml:space="preserve"> وحلّال البرمجة الخطية الصحيحة </w:t>
+            </w:r>
+            <w:r>
+              <w:rPr>
+                <w:rFonts w:ascii="Arial" w:hAnsi="Arial" w:cs="Arial"/>
+                <w:sz w:val="22"/>
+                <w:szCs w:val="22"/>
+              </w:rPr>
+              <w:t xml:space="preserve">HiGHS [21]</w:t>
+            </w:r>
+            <w:r>
+              <w:rPr>
+                <w:rFonts w:ascii="Arial" w:hAnsi="Arial" w:cs="Arial"/>
+                <w:sz w:val="22"/>
+                <w:szCs w:val="22"/>
+                <w:rtl/>
+              </w:rPr>
+              <w:t xml:space="preserve">.</w:t>
+            </w:r>
+          </w:p>
+          <w:p>
+            <w:pPr>
+              <w:bidi/>
+              <w:spacing w:after="100" w:line="300" w:lineRule="auto"/>
+              <w:jc w:val="both"/>
+              <w:rPr>
+                <w:rFonts w:ascii="Arial" w:hAnsi="Arial" w:cs="Arial"/>
+                <w:sz w:val="22"/>
+                <w:szCs w:val="22"/>
+                <w:rtl/>
+              </w:rPr>
+            </w:pPr>
+            <w:r>
+              <w:rPr>
+                <w:rFonts w:ascii="Arial" w:hAnsi="Arial" w:cs="Arial"/>
+                <w:b/>
+                <w:bCs/>
+                <w:sz w:val="22"/>
+                <w:szCs w:val="22"/>
+                <w:rtl/>
+              </w:rPr>
+              <w:t xml:space="preserve">الاحتواء المتدرج في الحلول التجارية.</w:t>
+            </w:r>
+            <w:r>
+              <w:rPr>
+                <w:rFonts w:ascii="Arial" w:hAnsi="Arial" w:cs="Arial"/>
+                <w:sz w:val="22"/>
+                <w:szCs w:val="22"/>
+                <w:rtl/>
+              </w:rPr>
+              <w:t xml:space="preserve"> تصف وثيقة </w:t>
+            </w:r>
+            <w:r>
+              <w:rPr>
+                <w:rFonts w:ascii="Arial" w:hAnsi="Arial" w:cs="Arial"/>
+                <w:sz w:val="22"/>
+                <w:szCs w:val="22"/>
+              </w:rPr>
+              <w:t xml:space="preserve">CrowdStrike</w:t>
+            </w:r>
+            <w:r>
+              <w:rPr>
+                <w:rFonts w:ascii="Arial" w:hAnsi="Arial" w:cs="Arial"/>
+                <w:sz w:val="22"/>
+                <w:szCs w:val="22"/>
+                <w:rtl/>
+              </w:rPr>
+              <w:t xml:space="preserve"> عزل الجهاز المخترق بسياسات جدار حماية متدرجة، من القطع الكامل إلى إبقاء بعض الاتصالات، ويُختار المستوى حسب خطورة التهديد أو قرار المحلل </w:t>
+            </w:r>
+            <w:r>
+              <w:rPr>
+                <w:rFonts w:ascii="Arial" w:hAnsi="Arial" w:cs="Arial"/>
+                <w:sz w:val="22"/>
+                <w:szCs w:val="22"/>
+              </w:rPr>
+              <w:t xml:space="preserve">[22]</w:t>
+            </w:r>
+            <w:r>
+              <w:rPr>
+                <w:rFonts w:ascii="Arial" w:hAnsi="Arial" w:cs="Arial"/>
+                <w:sz w:val="22"/>
+                <w:szCs w:val="22"/>
+                <w:rtl/>
+              </w:rPr>
+              <w:t xml:space="preserve">، لا حسب أثر العزل على خدمات الشبكة كاملة كما في </w:t>
+            </w:r>
+            <w:r>
+              <w:rPr>
+                <w:rFonts w:ascii="Arial" w:hAnsi="Arial" w:cs="Arial"/>
+                <w:sz w:val="22"/>
+                <w:szCs w:val="22"/>
+              </w:rPr>
+              <w:t xml:space="preserve">ACRS</w:t>
+            </w:r>
+            <w:r>
+              <w:rPr>
+                <w:rFonts w:ascii="Arial" w:hAnsi="Arial" w:cs="Arial"/>
+                <w:sz w:val="22"/>
+                <w:szCs w:val="22"/>
+                <w:rtl/>
+              </w:rPr>
+              <w:t xml:space="preserve">.</w:t>
+            </w:r>
+          </w:p>
+          <w:p>
+            <w:pPr>
+              <w:bidi/>
+              <w:spacing w:after="100" w:line="300" w:lineRule="auto"/>
+              <w:jc w:val="both"/>
+              <w:rPr>
+                <w:rFonts w:ascii="Arial" w:hAnsi="Arial" w:cs="Arial"/>
+                <w:sz w:val="22"/>
+                <w:szCs w:val="22"/>
+                <w:rtl/>
+              </w:rPr>
+            </w:pPr>
+            <w:r>
+              <w:rPr>
+                <w:rFonts w:ascii="Arial" w:hAnsi="Arial" w:cs="Arial"/>
+                <w:b/>
+                <w:bCs/>
+                <w:sz w:val="22"/>
+                <w:szCs w:val="22"/>
+                <w:rtl/>
+              </w:rPr>
               <w:t xml:space="preserve">الفجوة التي بقيت.</w:t>
             </w:r>
             <w:r>
@@ -5880,7 +6308,7 @@
                 <w:sz w:val="22"/>
                 <w:szCs w:val="22"/>
               </w:rPr>
-              <w:t xml:space="preserve">7.0 [16]</w:t>
+              <w:t xml:space="preserve">7.0 [23]</w:t>
             </w:r>
             <w:r>
               <w:rPr>
@@ -6344,56 +6772,6 @@
                 <w:szCs w:val="22"/>
                 <w:rtl/>
               </w:rPr>
-              <w:t xml:space="preserve">سؤال البحث</w:t>
-            </w:r>
-            <w:r>
-              <w:rPr>
-                <w:rFonts w:ascii="Arial" w:hAnsi="Arial" w:cs="Arial"/>
-                <w:sz w:val="22"/>
-                <w:szCs w:val="22"/>
-                <w:rtl/>
-              </w:rPr>
-              <w:t xml:space="preserve"> (القسم </w:t>
-            </w:r>
-            <w:r>
-              <w:rPr>
-                <w:rFonts w:ascii="Arial" w:hAnsi="Arial" w:cs="Arial"/>
-                <w:sz w:val="22"/>
-                <w:szCs w:val="22"/>
-              </w:rPr>
-              <w:t xml:space="preserve">2)</w:t>
-            </w:r>
-            <w:r>
-              <w:rPr>
-                <w:rFonts w:ascii="Arial" w:hAnsi="Arial" w:cs="Arial"/>
-                <w:sz w:val="22"/>
-                <w:szCs w:val="22"/>
-                <w:rtl/>
-              </w:rPr>
-              <w:t xml:space="preserve"> يتحول هنا إلى فرضيات قابلة للقياس.</w:t>
-            </w:r>
-          </w:p>
-          <w:p>
-            <w:pPr>
-              <w:bidi/>
-              <w:spacing w:after="100" w:line="300" w:lineRule="auto"/>
-              <w:jc w:val="both"/>
-              <w:rPr>
-                <w:rFonts w:ascii="Arial" w:hAnsi="Arial" w:cs="Arial"/>
-                <w:sz w:val="22"/>
-                <w:szCs w:val="22"/>
-                <w:rtl/>
-              </w:rPr>
-            </w:pPr>
-            <w:r>
-              <w:rPr>
-                <w:rFonts w:ascii="Arial" w:hAnsi="Arial" w:cs="Arial"/>
-                <w:b/>
-                <w:bCs/>
-                <w:sz w:val="22"/>
-                <w:szCs w:val="22"/>
-                <w:rtl/>
-              </w:rPr>
               <w:t xml:space="preserve">الفرضيات والأهداف</w:t>
             </w:r>
             <w:r>
@@ -6714,7 +7092,7 @@
                 <w:szCs w:val="22"/>
                 <w:rtl/>
               </w:rPr>
-              <w:t xml:space="preserve">.</w:t>
+              <w:t xml:space="preserve"> في كل مجموعة اختبار.</w:t>
             </w:r>
           </w:p>
           <w:p>
@@ -7175,24 +7553,7 @@
                 <w:szCs w:val="22"/>
                 <w:rtl/>
               </w:rPr>
-              <w:t xml:space="preserve">، وخدمات متوقفة بعد الموافقات ≤ القاعدة البسيطة؛ وأضاف تسجيل </w:t>
-            </w:r>
-            <w:r>
-              <w:rPr>
-                <w:rFonts w:ascii="Arial" w:hAnsi="Arial" w:cs="Arial"/>
-                <w:sz w:val="22"/>
-                <w:szCs w:val="22"/>
-              </w:rPr>
-              <w:t xml:space="preserve">v12</w:t>
-            </w:r>
-            <w:r>
-              <w:rPr>
-                <w:rFonts w:ascii="Arial" w:hAnsi="Arial" w:cs="Arial"/>
-                <w:sz w:val="22"/>
-                <w:szCs w:val="22"/>
-                <w:rtl/>
-              </w:rPr>
-              <w:t xml:space="preserve"> حساب الخدمات المتوقفة </w:t>
+              <w:t xml:space="preserve">، وخدمات متوقفة بعد الموافقات ≤ القاعدة البسيطة؛ وتُحسب الخدمات المتوقفة </w:t>
             </w:r>
             <w:r>
               <w:rPr>
@@ -7212,7 +7573,88 @@
                 <w:szCs w:val="22"/>
                 <w:rtl/>
               </w:rPr>
-              <w:t xml:space="preserve"> موافقة البشر على التصعيدات لا قبلها.</w:t>
+              <w:t xml:space="preserve"> موافقة البشر (</w:t>
+            </w:r>
+            <w:r>
+              <w:rPr>
+                <w:rFonts w:ascii="Arial" w:hAnsi="Arial" w:cs="Arial"/>
+                <w:sz w:val="22"/>
+                <w:szCs w:val="22"/>
+              </w:rPr>
+              <w:t xml:space="preserve">v12)</w:t>
+            </w:r>
+            <w:r>
+              <w:rPr>
+                <w:rFonts w:ascii="Arial" w:hAnsi="Arial" w:cs="Arial"/>
+                <w:sz w:val="22"/>
+                <w:szCs w:val="22"/>
+                <w:rtl/>
+              </w:rPr>
+              <w:t xml:space="preserve">.</w:t>
+            </w:r>
+          </w:p>
+          <w:p>
+            <w:pPr>
+              <w:bidi/>
+              <w:spacing w:after="60" w:line="300" w:lineRule="auto"/>
+              <w:ind w:start="340" w:hanging="340"/>
+              <w:jc w:val="both"/>
+              <w:rPr>
+                <w:rFonts w:ascii="Arial" w:hAnsi="Arial" w:cs="Arial"/>
+                <w:sz w:val="22"/>
+                <w:szCs w:val="22"/>
+                <w:rtl/>
+              </w:rPr>
+            </w:pPr>
+            <w:r>
+              <w:rPr>
+                <w:rFonts w:ascii="Arial" w:hAnsi="Arial" w:cs="Arial"/>
+                <w:sz w:val="22"/>
+                <w:szCs w:val="22"/>
+                <w:rtl/>
+              </w:rPr>
+              <w:t xml:space="preserve">–  </w:t>
+            </w:r>
+            <w:r>
+              <w:rPr>
+                <w:rFonts w:ascii="Arial" w:hAnsi="Arial" w:cs="Arial"/>
+                <w:b/>
+                <w:bCs/>
+                <w:sz w:val="22"/>
+                <w:szCs w:val="22"/>
+                <w:rtl/>
+              </w:rPr>
+              <w:t xml:space="preserve">الإثبات الرياضي (</w:t>
+            </w:r>
+            <w:r>
+              <w:rPr>
+                <w:rFonts w:ascii="Arial" w:hAnsi="Arial" w:cs="Arial"/>
+                <w:b/>
+                <w:bCs/>
+                <w:sz w:val="22"/>
+                <w:szCs w:val="22"/>
+              </w:rPr>
+              <w:t xml:space="preserve">v14)</w:t>
+            </w:r>
+            <w:r>
+              <w:rPr>
+                <w:rFonts w:ascii="Arial" w:hAnsi="Arial" w:cs="Arial"/>
+                <w:b/>
+                <w:bCs/>
+                <w:sz w:val="22"/>
+                <w:szCs w:val="22"/>
+                <w:rtl/>
+              </w:rPr>
+              <w:t xml:space="preserve">:</w:t>
+            </w:r>
+            <w:r>
+              <w:rPr>
+                <w:rFonts w:ascii="Arial" w:hAnsi="Arial" w:cs="Arial"/>
+                <w:sz w:val="22"/>
+                <w:szCs w:val="22"/>
+                <w:rtl/>
+              </w:rPr>
+              <w:t xml:space="preserve"> خصائص السلامة الخمس صحيحة لكل المدخلات الممكنة لا للعينات فقط، وبلا اختلاف بين النموذج والكود.</w:t>
             </w:r>
           </w:p>
           <w:p>
@@ -7712,7 +8154,7 @@
                 <w:sz w:val="22"/>
                 <w:szCs w:val="22"/>
               </w:rPr>
-              <w:t xml:space="preserve">[8]</w:t>
+              <w:t xml:space="preserve">[10]</w:t>
             </w:r>
             <w:r>
               <w:rPr>
@@ -7746,7 +8188,7 @@
                 <w:sz w:val="22"/>
                 <w:szCs w:val="22"/>
               </w:rPr>
-              <w:t xml:space="preserve">[15]</w:t>
+              <w:t xml:space="preserve">[17]</w:t>
             </w:r>
             <w:r>
               <w:rPr>
@@ -8054,7 +8496,7 @@
                 <w:sz w:val="22"/>
                 <w:szCs w:val="22"/>
               </w:rPr>
-              <w:t xml:space="preserve">[15]</w:t>
+              <w:t xml:space="preserve">[17]</w:t>
             </w:r>
             <w:r>
               <w:rPr>
@@ -9030,7 +9472,7 @@
                 <w:sz w:val="22"/>
                 <w:szCs w:val="22"/>
               </w:rPr>
-              <w:t xml:space="preserve">15</w:t>
+              <w:t xml:space="preserve">16</w:t>
             </w:r>
             <w:r>
               <w:rPr>
@@ -9047,7 +9489,7 @@
                 <w:sz w:val="22"/>
                 <w:szCs w:val="22"/>
               </w:rPr>
-              <w:t xml:space="preserve">v2–v13</w:t>
+              <w:t xml:space="preserve">v2–v14</w:t>
             </w:r>
             <w:r>
               <w:rPr>
@@ -10345,6 +10787,32 @@
                       <w:rFonts w:ascii="Arial" w:hAnsi="Arial" w:cs="Arial"/>
                       <w:sz w:val="19"/>
                       <w:szCs w:val="19"/>
+                      <w:rtl/>
+                    </w:rPr>
+                    <w:t xml:space="preserve">الضابطة + </w:t>
+                  </w:r>
+                  <w:r>
+                    <w:rPr>
+                      <w:rFonts w:ascii="Arial" w:hAnsi="Arial" w:cs="Arial"/>
+                      <w:sz w:val="19"/>
+                      <w:szCs w:val="19"/>
+                    </w:rPr>
+                    <w:t xml:space="preserve">4</w:t>
+                  </w:r>
+                  <w:r>
+                    <w:rPr>
+                      <w:rFonts w:ascii="Arial" w:hAnsi="Arial" w:cs="Arial"/>
+                      <w:sz w:val="19"/>
+                      <w:szCs w:val="19"/>
+                      <w:rtl/>
+                    </w:rPr>
+                    <w:t xml:space="preserve"> سياسات (وفي جدول </w:t>
+                  </w:r>
+                  <w:r>
+                    <w:rPr>
+                      <w:rFonts w:ascii="Arial" w:hAnsi="Arial" w:cs="Arial"/>
+                      <w:sz w:val="19"/>
+                      <w:szCs w:val="19"/>
                     </w:rPr>
                     <w:t xml:space="preserve">5</w:t>
                   </w:r>
@@ -10355,7 +10823,15 @@
                       <w:szCs w:val="19"/>
                       <w:rtl/>
                     </w:rPr>
-                    <w:t xml:space="preserve"> سياسات على نفس السيناريوهات</w:t>
+                    <w:t xml:space="preserve"> نسختان من </w:t>
+                  </w:r>
+                  <w:r>
+                    <w:rPr>
+                      <w:rFonts w:ascii="Arial" w:hAnsi="Arial" w:cs="Arial"/>
+                      <w:sz w:val="19"/>
+                      <w:szCs w:val="19"/>
+                    </w:rPr>
+                    <w:t xml:space="preserve">ACRS)</w:t>
                   </w:r>
                 </w:p>
               </w:tc>
@@ -11234,7 +11710,7 @@
                       <w:sz w:val="19"/>
                       <w:szCs w:val="19"/>
                     </w:rPr>
-                    <w:t xml:space="preserve">CVSS [16])</w:t>
+                    <w:t xml:space="preserve">CVSS [23])</w:t>
                   </w:r>
                   <w:r>
                     <w:rPr>
@@ -11516,7 +11992,7 @@
                 <w:szCs w:val="22"/>
                 <w:rtl/>
               </w:rPr>
-              <w:t xml:space="preserve"> جهازًا، ثم للتأكيد النهائي </w:t>
+              <w:t xml:space="preserve"> جهازًا، ثم للتأكيد النهائي ببذور جديدة </w:t>
             </w:r>
             <w:r>
               <w:rPr>
@@ -11533,7 +12009,7 @@
                 <w:szCs w:val="22"/>
                 <w:rtl/>
               </w:rPr>
-              <w:t xml:space="preserve"> سيناريو جديدًا، وفي </w:t>
+              <w:t xml:space="preserve"> سيناريو، وفي </w:t>
             </w:r>
             <w:r>
               <w:rPr>
@@ -11694,7 +12170,7 @@
                 <w:sz w:val="22"/>
                 <w:szCs w:val="22"/>
               </w:rPr>
-              <w:t xml:space="preserve">PwC [17]</w:t>
+              <w:t xml:space="preserve">PwC [2]</w:t>
             </w:r>
             <w:r>
               <w:rPr>
@@ -11762,7 +12238,7 @@
                 <w:sz w:val="22"/>
                 <w:szCs w:val="22"/>
               </w:rPr>
-              <w:t xml:space="preserve">The DFIR Report</w:t>
+              <w:t xml:space="preserve">The DFIR Report [24]</w:t>
             </w:r>
             <w:r>
               <w:rPr>
@@ -11779,7 +12255,7 @@
                 <w:sz w:val="22"/>
                 <w:szCs w:val="22"/>
               </w:rPr>
-              <w:t xml:space="preserve">MITRE Attack Flow [18]</w:t>
+              <w:t xml:space="preserve">MITRE Attack Flow [25]</w:t>
             </w:r>
             <w:r>
               <w:rPr>
@@ -11796,7 +12272,7 @@
                 <w:sz w:val="22"/>
                 <w:szCs w:val="22"/>
               </w:rPr>
-              <w:t xml:space="preserve">CISA (207</w:t>
+              <w:t xml:space="preserve">CISA [26] (207</w:t>
             </w:r>
             <w:r>
               <w:rPr>
@@ -12178,6 +12654,40 @@
                 <w:szCs w:val="22"/>
                 <w:rtl/>
               </w:rPr>
+              <w:t xml:space="preserve">، و</w:t>
+            </w:r>
+            <w:r>
+              <w:rPr>
+                <w:rFonts w:ascii="Arial" w:hAnsi="Arial" w:cs="Arial"/>
+                <w:sz w:val="22"/>
+                <w:szCs w:val="22"/>
+              </w:rPr>
+              <w:t xml:space="preserve">6,002</w:t>
+            </w:r>
+            <w:r>
+              <w:rPr>
+                <w:rFonts w:ascii="Arial" w:hAnsi="Arial" w:cs="Arial"/>
+                <w:sz w:val="22"/>
+                <w:szCs w:val="22"/>
+                <w:rtl/>
+              </w:rPr>
+              <w:t xml:space="preserve"> في </w:t>
+            </w:r>
+            <w:r>
+              <w:rPr>
+                <w:rFonts w:ascii="Arial" w:hAnsi="Arial" w:cs="Arial"/>
+                <w:sz w:val="22"/>
+                <w:szCs w:val="22"/>
+              </w:rPr>
+              <w:t xml:space="preserve">v8</w:t>
+            </w:r>
+            <w:r>
+              <w:rPr>
+                <w:rFonts w:ascii="Arial" w:hAnsi="Arial" w:cs="Arial"/>
+                <w:sz w:val="22"/>
+                <w:szCs w:val="22"/>
+                <w:rtl/>
+              </w:rPr>
               <w:t xml:space="preserve">؛ زمن القطع: الوسيط </w:t>
             </w:r>
             <w:r>
@@ -12212,7 +12722,24 @@
                 <w:szCs w:val="22"/>
                 <w:rtl/>
               </w:rPr>
-              <w:t xml:space="preserve">. وتحت الحمل: زمن القرار الوسيط </w:t>
+              <w:t xml:space="preserve">. وتحت الحمل (</w:t>
+            </w:r>
+            <w:r>
+              <w:rPr>
+                <w:rFonts w:ascii="Arial" w:hAnsi="Arial" w:cs="Arial"/>
+                <w:sz w:val="22"/>
+                <w:szCs w:val="22"/>
+              </w:rPr>
+              <w:t xml:space="preserve">v12)</w:t>
+            </w:r>
+            <w:r>
+              <w:rPr>
+                <w:rFonts w:ascii="Arial" w:hAnsi="Arial" w:cs="Arial"/>
+                <w:sz w:val="22"/>
+                <w:szCs w:val="22"/>
+                <w:rtl/>
+              </w:rPr>
+              <w:t xml:space="preserve">: زمن القرار الوسيط </w:t>
             </w:r>
             <w:r>
               <w:rPr>
@@ -12297,41 +12824,7 @@
                 <w:szCs w:val="22"/>
                 <w:rtl/>
               </w:rPr>
-              <w:t xml:space="preserve"> تنبيه دفعة واحدة، ومتغيرات </w:t>
-            </w:r>
-            <w:r>
-              <w:rPr>
-                <w:rFonts w:ascii="Arial" w:hAnsi="Arial" w:cs="Arial"/>
-                <w:sz w:val="22"/>
-                <w:szCs w:val="22"/>
-              </w:rPr>
-              <w:t xml:space="preserve">QUBO</w:t>
-            </w:r>
-            <w:r>
-              <w:rPr>
-                <w:rFonts w:ascii="Arial" w:hAnsi="Arial" w:cs="Arial"/>
-                <w:sz w:val="22"/>
-                <w:szCs w:val="22"/>
-                <w:rtl/>
-              </w:rPr>
-              <w:t xml:space="preserve"> ≤ </w:t>
-            </w:r>
-            <w:r>
-              <w:rPr>
-                <w:rFonts w:ascii="Arial" w:hAnsi="Arial" w:cs="Arial"/>
-                <w:sz w:val="22"/>
-                <w:szCs w:val="22"/>
-              </w:rPr>
-              <w:t xml:space="preserve">20</w:t>
-            </w:r>
-            <w:r>
-              <w:rPr>
-                <w:rFonts w:ascii="Arial" w:hAnsi="Arial" w:cs="Arial"/>
-                <w:sz w:val="22"/>
-                <w:szCs w:val="22"/>
-                <w:rtl/>
-              </w:rPr>
-              <w:t xml:space="preserve"> تُحل بالتعداد الكامل وما فوقها بالتلدين. وعلى ثلاثة حواسيب </w:t>
+              <w:t xml:space="preserve"> تنبيه دفعة واحدة، وعلى ثلاثة حواسيب </w:t>
             </w:r>
             <w:r>
               <w:rPr>
@@ -13446,7 +13939,7 @@
                 <w:szCs w:val="22"/>
                 <w:rtl/>
               </w:rPr>
-              <w:t xml:space="preserve"> (اسم المحرّك آنذاك).</w:t>
+              <w:t xml:space="preserve">.</w:t>
             </w:r>
           </w:p>
           <w:p>
@@ -16886,7 +17379,7 @@
                 <w:sz w:val="22"/>
                 <w:szCs w:val="22"/>
               </w:rPr>
-              <w:t xml:space="preserve">MITRE ATT&amp;CK</w:t>
+              <w:t xml:space="preserve">MITRE ATT&amp;CK [27]</w:t>
             </w:r>
             <w:r>
               <w:rPr>
@@ -17566,7 +18059,15 @@
                       <w:szCs w:val="19"/>
                       <w:rtl/>
                     </w:rPr>
-                    <w:t xml:space="preserve"> حقيقي</w:t>
+                    <w:t xml:space="preserve"> حقيقي (</w:t>
+                  </w:r>
+                  <w:r>
+                    <w:rPr>
+                      <w:rFonts w:ascii="Arial" w:hAnsi="Arial" w:cs="Arial"/>
+                      <w:sz w:val="19"/>
+                      <w:szCs w:val="19"/>
+                    </w:rPr>
+                    <w:t xml:space="preserve">v8)</w:t>
                   </w:r>
                 </w:p>
               </w:tc>
@@ -19006,7 +19507,7 @@
                 <w:szCs w:val="22"/>
                 <w:rtl/>
               </w:rPr>
-              <w:t xml:space="preserve">، وتحققت منه الشهادة المستقلة، وحُسمت </w:t>
+              <w:t xml:space="preserve">، وتحققت منه الشهادة المستقلة، وحُسم </w:t>
             </w:r>
             <w:r>
               <w:rPr>
@@ -19285,7 +19786,7 @@
                 <w:szCs w:val="22"/>
                 <w:rtl/>
               </w:rPr>
-              <w:t xml:space="preserve"> = عزل مباشر، خادم حرج مخترق = تجزئة مباشرة)، دون تغيير أي وزن أو عتبة، وبنفس بوابة السلامة المقفولة:</w:t>
+              <w:t xml:space="preserve"> = عزل مباشر، خادم حرج مخترق = تجزئة مباشرة)، دون تغيير أي وزن أو عتبة، وبنفس بوابة السلامة المقفلة:</w:t>
             </w:r>
           </w:p>
           <w:p>
@@ -19462,7 +19963,7 @@
                       <w:szCs w:val="19"/>
                       <w:rtl/>
                     </w:rPr>
-                    <w:t xml:space="preserve"> المقفول</w:t>
+                    <w:t xml:space="preserve"> المقفل</w:t>
                   </w:r>
                 </w:p>
               </w:tc>
@@ -20526,7 +21027,7 @@
                 <w:szCs w:val="22"/>
                 <w:rtl/>
               </w:rPr>
-              <w:t xml:space="preserve"> جهاز سليم معزول، بينما اتخذ نمط «عزل كل مُنبَّه عليه» </w:t>
+              <w:t xml:space="preserve"> أجهزة سليمة معزولة، بينما اتخذ نمط «عزل كل مُنبَّه عليه» </w:t>
             </w:r>
             <w:r>
               <w:rPr>
@@ -20551,16 +21052,33 @@
                 <w:sz w:val="22"/>
                 <w:szCs w:val="22"/>
               </w:rPr>
-              <w:t xml:space="preserve">12 + 1)</w:t>
-            </w:r>
-            <w:r>
-              <w:rPr>
-                <w:rFonts w:ascii="Arial" w:hAnsi="Arial" w:cs="Arial"/>
-                <w:sz w:val="22"/>
-                <w:szCs w:val="22"/>
-                <w:rtl/>
-              </w:rPr>
-              <w:t xml:space="preserve">. وبلا حماية (المجموعة الضابطة) بقي في </w:t>
+              <w:t xml:space="preserve">12</w:t>
+            </w:r>
+            <w:r>
+              <w:rPr>
+                <w:rFonts w:ascii="Arial" w:hAnsi="Arial" w:cs="Arial"/>
+                <w:sz w:val="22"/>
+                <w:szCs w:val="22"/>
+                <w:rtl/>
+              </w:rPr>
+              <w:t xml:space="preserve"> في المولّد الواقعي و</w:t>
+            </w:r>
+            <w:r>
+              <w:rPr>
+                <w:rFonts w:ascii="Arial" w:hAnsi="Arial" w:cs="Arial"/>
+                <w:sz w:val="22"/>
+                <w:szCs w:val="22"/>
+              </w:rPr>
+              <w:t xml:space="preserve">1</w:t>
+            </w:r>
+            <w:r>
+              <w:rPr>
+                <w:rFonts w:ascii="Arial" w:hAnsi="Arial" w:cs="Arial"/>
+                <w:sz w:val="22"/>
+                <w:szCs w:val="22"/>
+                <w:rtl/>
+              </w:rPr>
+              <w:t xml:space="preserve"> في الحوادث المفتوحة). وبلا حماية (المجموعة الضابطة) بقي في </w:t>
             </w:r>
             <w:r>
               <w:rPr>
@@ -20662,15 +21180,15 @@
                 <w:szCs w:val="22"/>
                 <w:rtl/>
               </w:rPr>
-              <w:t xml:space="preserve"> الأيرلندية </w:t>
-            </w:r>
-            <w:r>
-              <w:rPr>
-                <w:rFonts w:ascii="Arial" w:hAnsi="Arial" w:cs="Arial"/>
-                <w:sz w:val="22"/>
-                <w:szCs w:val="22"/>
-              </w:rPr>
-              <w:t xml:space="preserve">[17]</w:t>
+              <w:t xml:space="preserve"> الإيرلندية </w:t>
+            </w:r>
+            <w:r>
+              <w:rPr>
+                <w:rFonts w:ascii="Arial" w:hAnsi="Arial" w:cs="Arial"/>
+                <w:sz w:val="22"/>
+                <w:szCs w:val="22"/>
+              </w:rPr>
+              <w:t xml:space="preserve">[2]</w:t>
             </w:r>
             <w:r>
               <w:rPr>
@@ -20756,40 +21274,6 @@
                 <w:szCs w:val="22"/>
               </w:rPr>
               <w:t xml:space="preserve">9</w:t>
-            </w:r>
-            <w:r>
-              <w:rPr>
-                <w:rFonts w:ascii="Arial" w:hAnsi="Arial" w:cs="Arial"/>
-                <w:sz w:val="22"/>
-                <w:szCs w:val="22"/>
-                <w:rtl/>
-              </w:rPr>
-              <w:t xml:space="preserve">. وحارس التنبيهات الذي كان يعدّ </w:t>
-            </w:r>
-            <w:r>
-              <w:rPr>
-                <w:rFonts w:ascii="Arial" w:hAnsi="Arial" w:cs="Arial"/>
-                <w:sz w:val="22"/>
-                <w:szCs w:val="22"/>
-              </w:rPr>
-              <w:t xml:space="preserve">4</w:t>
-            </w:r>
-            <w:r>
-              <w:rPr>
-                <w:rFonts w:ascii="Arial" w:hAnsi="Arial" w:cs="Arial"/>
-                <w:sz w:val="22"/>
-                <w:szCs w:val="22"/>
-                <w:rtl/>
-              </w:rPr>
-              <w:t xml:space="preserve"> هجمات حقيقية «غير معقولة» صار بعد تعديله </w:t>
-            </w:r>
-            <w:r>
-              <w:rPr>
-                <w:rFonts w:ascii="Arial" w:hAnsi="Arial" w:cs="Arial"/>
-                <w:sz w:val="22"/>
-                <w:szCs w:val="22"/>
-              </w:rPr>
-              <w:t xml:space="preserve">0/4</w:t>
             </w:r>
             <w:r>
               <w:rPr>
@@ -20967,7 +21451,7 @@
                 <w:szCs w:val="22"/>
                 <w:rtl/>
               </w:rPr>
-              <w:t xml:space="preserve"> ننشر كل نتيجة كما هي، وكانت هذه مصدر أهم التحسينات:</w:t>
+              <w:t xml:space="preserve"> وكانت هذه مصدر أهم التحسينات:</w:t>
             </w:r>
           </w:p>
           <w:p>
@@ -21314,58 +21798,7 @@
                 <w:szCs w:val="22"/>
                 <w:rtl/>
               </w:rPr>
-              <w:t xml:space="preserve"> خدمة. وتنصيف الأوزان كان يغيّر القرار في </w:t>
-            </w:r>
-            <w:r>
-              <w:rPr>
-                <w:rFonts w:ascii="Arial" w:hAnsi="Arial" w:cs="Arial"/>
-                <w:sz w:val="22"/>
-                <w:szCs w:val="22"/>
-              </w:rPr>
-              <w:t xml:space="preserve">8/16</w:t>
-            </w:r>
-            <w:r>
-              <w:rPr>
-                <w:rFonts w:ascii="Arial" w:hAnsi="Arial" w:cs="Arial"/>
-                <w:sz w:val="22"/>
-                <w:szCs w:val="22"/>
-                <w:rtl/>
-              </w:rPr>
-              <w:t xml:space="preserve"> ← </w:t>
-            </w:r>
-            <w:r>
-              <w:rPr>
-                <w:rFonts w:ascii="Arial" w:hAnsi="Arial" w:cs="Arial"/>
-                <w:sz w:val="22"/>
-                <w:szCs w:val="22"/>
-              </w:rPr>
-              <w:t xml:space="preserve">4/16</w:t>
-            </w:r>
-            <w:r>
-              <w:rPr>
-                <w:rFonts w:ascii="Arial" w:hAnsi="Arial" w:cs="Arial"/>
-                <w:sz w:val="22"/>
-                <w:szCs w:val="22"/>
-                <w:rtl/>
-              </w:rPr>
-              <w:t xml:space="preserve"> في </w:t>
-            </w:r>
-            <w:r>
-              <w:rPr>
-                <w:rFonts w:ascii="Arial" w:hAnsi="Arial" w:cs="Arial"/>
-                <w:sz w:val="22"/>
-                <w:szCs w:val="22"/>
-              </w:rPr>
-              <w:t xml:space="preserve">v12</w:t>
-            </w:r>
-            <w:r>
-              <w:rPr>
-                <w:rFonts w:ascii="Arial" w:hAnsi="Arial" w:cs="Arial"/>
-                <w:sz w:val="22"/>
-                <w:szCs w:val="22"/>
-                <w:rtl/>
-              </w:rPr>
-              <w:t xml:space="preserve"> (ما زال قيدًا).</w:t>
+              <w:t xml:space="preserve"> خدمة.</w:t>
             </w:r>
           </w:p>
           <w:p>
@@ -21456,24 +21889,24 @@
                 <w:szCs w:val="22"/>
                 <w:rtl/>
               </w:rPr>
-              <w:t xml:space="preserve">، و</w:t>
-            </w:r>
-            <w:r>
-              <w:rPr>
-                <w:rFonts w:ascii="Arial" w:hAnsi="Arial" w:cs="Arial"/>
-                <w:sz w:val="22"/>
-                <w:szCs w:val="22"/>
-              </w:rPr>
-              <w:t xml:space="preserve">0/75</w:t>
-            </w:r>
-            <w:r>
-              <w:rPr>
-                <w:rFonts w:ascii="Arial" w:hAnsi="Arial" w:cs="Arial"/>
-                <w:sz w:val="22"/>
-                <w:szCs w:val="22"/>
-                <w:rtl/>
-              </w:rPr>
-              <w:t xml:space="preserve"> أسوأ على المجموعة المفتوحة. وتوقيع </w:t>
+              <w:t xml:space="preserve">، ولم يسُؤ أي قرار في الحوادث الـ</w:t>
+            </w:r>
+            <w:r>
+              <w:rPr>
+                <w:rFonts w:ascii="Arial" w:hAnsi="Arial" w:cs="Arial"/>
+                <w:sz w:val="22"/>
+                <w:szCs w:val="22"/>
+              </w:rPr>
+              <w:t xml:space="preserve">75</w:t>
+            </w:r>
+            <w:r>
+              <w:rPr>
+                <w:rFonts w:ascii="Arial" w:hAnsi="Arial" w:cs="Arial"/>
+                <w:sz w:val="22"/>
+                <w:szCs w:val="22"/>
+                <w:rtl/>
+              </w:rPr>
+              <w:t xml:space="preserve">. وتوقيع </w:t>
             </w:r>
             <w:r>
               <w:rPr>
@@ -21490,7 +21923,24 @@
                 <w:szCs w:val="22"/>
                 <w:rtl/>
               </w:rPr>
-              <w:t xml:space="preserve"> ما بعد الكمّي رفض </w:t>
+              <w:t xml:space="preserve"> ما بعد الكمّي </w:t>
+            </w:r>
+            <w:r>
+              <w:rPr>
+                <w:rFonts w:ascii="Arial" w:hAnsi="Arial" w:cs="Arial"/>
+                <w:sz w:val="22"/>
+                <w:szCs w:val="22"/>
+              </w:rPr>
+              <w:t xml:space="preserve">[28]</w:t>
+            </w:r>
+            <w:r>
+              <w:rPr>
+                <w:rFonts w:ascii="Arial" w:hAnsi="Arial" w:cs="Arial"/>
+                <w:sz w:val="22"/>
+                <w:szCs w:val="22"/>
+                <w:rtl/>
+              </w:rPr>
+              <w:t xml:space="preserve"> رفض </w:t>
             </w:r>
             <w:r>
               <w:rPr>
@@ -21932,7 +22382,7 @@
                 <w:sz w:val="22"/>
                 <w:szCs w:val="22"/>
               </w:rPr>
-              <w:t xml:space="preserve">[3]</w:t>
+              <w:t xml:space="preserve">[5]</w:t>
             </w:r>
             <w:r>
               <w:rPr>
@@ -21966,7 +22416,7 @@
                 <w:sz w:val="22"/>
                 <w:szCs w:val="22"/>
               </w:rPr>
-              <w:t xml:space="preserve">[8][9]</w:t>
+              <w:t xml:space="preserve">[10][11]</w:t>
             </w:r>
             <w:r>
               <w:rPr>
@@ -21983,7 +22433,7 @@
                 <w:sz w:val="22"/>
                 <w:szCs w:val="22"/>
               </w:rPr>
-              <w:t xml:space="preserve">[15]</w:t>
+              <w:t xml:space="preserve">[17]</w:t>
             </w:r>
             <w:r>
               <w:rPr>
@@ -22170,58 +22620,75 @@
                 <w:szCs w:val="22"/>
                 <w:rtl/>
               </w:rPr>
-              <w:t xml:space="preserve">–  لا تفوق كمّي: على </w:t>
-            </w:r>
-            <w:r>
-              <w:rPr>
-                <w:rFonts w:ascii="Arial" w:hAnsi="Arial" w:cs="Arial"/>
-                <w:sz w:val="22"/>
-                <w:szCs w:val="22"/>
-              </w:rPr>
-              <w:t xml:space="preserve">1,017</w:t>
-            </w:r>
-            <w:r>
-              <w:rPr>
-                <w:rFonts w:ascii="Arial" w:hAnsi="Arial" w:cs="Arial"/>
-                <w:sz w:val="22"/>
-                <w:szCs w:val="22"/>
-                <w:rtl/>
-              </w:rPr>
-              <w:t xml:space="preserve"> مسألة وجد الحل الدقيق والحلّال الجشع والتلدين المحاكى الأمثل في كل المسائل، بينما وجدته </w:t>
-            </w:r>
-            <w:r>
-              <w:rPr>
-                <w:rFonts w:ascii="Arial" w:hAnsi="Arial" w:cs="Arial"/>
-                <w:sz w:val="22"/>
-                <w:szCs w:val="22"/>
-              </w:rPr>
-              <w:t xml:space="preserve">1,000</w:t>
-            </w:r>
-            <w:r>
-              <w:rPr>
-                <w:rFonts w:ascii="Arial" w:hAnsi="Arial" w:cs="Arial"/>
-                <w:sz w:val="22"/>
-                <w:szCs w:val="22"/>
-                <w:rtl/>
-              </w:rPr>
-              <w:t xml:space="preserve"> عيّنة عشوائية في </w:t>
-            </w:r>
-            <w:r>
-              <w:rPr>
-                <w:rFonts w:ascii="Arial" w:hAnsi="Arial" w:cs="Arial"/>
-                <w:sz w:val="22"/>
-                <w:szCs w:val="22"/>
-              </w:rPr>
-              <w:t xml:space="preserve">65%</w:t>
-            </w:r>
-            <w:r>
-              <w:rPr>
-                <w:rFonts w:ascii="Arial" w:hAnsi="Arial" w:cs="Arial"/>
-                <w:sz w:val="22"/>
-                <w:szCs w:val="22"/>
-                <w:rtl/>
-              </w:rPr>
-              <w:t xml:space="preserve"> فقط.</w:t>
+              <w:t xml:space="preserve">–  الحساسية للأوزان: تنصيف الأوزان كان يغيّر القرار في </w:t>
+            </w:r>
+            <w:r>
+              <w:rPr>
+                <w:rFonts w:ascii="Arial" w:hAnsi="Arial" w:cs="Arial"/>
+                <w:sz w:val="22"/>
+                <w:szCs w:val="22"/>
+              </w:rPr>
+              <w:t xml:space="preserve">8</w:t>
+            </w:r>
+            <w:r>
+              <w:rPr>
+                <w:rFonts w:ascii="Arial" w:hAnsi="Arial" w:cs="Arial"/>
+                <w:sz w:val="22"/>
+                <w:szCs w:val="22"/>
+                <w:rtl/>
+              </w:rPr>
+              <w:t xml:space="preserve"> من </w:t>
+            </w:r>
+            <w:r>
+              <w:rPr>
+                <w:rFonts w:ascii="Arial" w:hAnsi="Arial" w:cs="Arial"/>
+                <w:sz w:val="22"/>
+                <w:szCs w:val="22"/>
+              </w:rPr>
+              <w:t xml:space="preserve">16</w:t>
+            </w:r>
+            <w:r>
+              <w:rPr>
+                <w:rFonts w:ascii="Arial" w:hAnsi="Arial" w:cs="Arial"/>
+                <w:sz w:val="22"/>
+                <w:szCs w:val="22"/>
+                <w:rtl/>
+              </w:rPr>
+              <w:t xml:space="preserve"> لحظة حقيقية، وصار </w:t>
+            </w:r>
+            <w:r>
+              <w:rPr>
+                <w:rFonts w:ascii="Arial" w:hAnsi="Arial" w:cs="Arial"/>
+                <w:sz w:val="22"/>
+                <w:szCs w:val="22"/>
+              </w:rPr>
+              <w:t xml:space="preserve">4/16</w:t>
+            </w:r>
+            <w:r>
+              <w:rPr>
+                <w:rFonts w:ascii="Arial" w:hAnsi="Arial" w:cs="Arial"/>
+                <w:sz w:val="22"/>
+                <w:szCs w:val="22"/>
+                <w:rtl/>
+              </w:rPr>
+              <w:t xml:space="preserve"> في </w:t>
+            </w:r>
+            <w:r>
+              <w:rPr>
+                <w:rFonts w:ascii="Arial" w:hAnsi="Arial" w:cs="Arial"/>
+                <w:sz w:val="22"/>
+                <w:szCs w:val="22"/>
+              </w:rPr>
+              <w:t xml:space="preserve">v12</w:t>
+            </w:r>
+            <w:r>
+              <w:rPr>
+                <w:rFonts w:ascii="Arial" w:hAnsi="Arial" w:cs="Arial"/>
+                <w:sz w:val="22"/>
+                <w:szCs w:val="22"/>
+                <w:rtl/>
+              </w:rPr>
+              <w:t xml:space="preserve">، وما زال قيدًا.</w:t>
             </w:r>
           </w:p>
           <w:p>
@@ -22244,41 +22711,58 @@
                 <w:szCs w:val="22"/>
                 <w:rtl/>
               </w:rPr>
-              <w:t xml:space="preserve">–  في محاكاة انتشار الفدية يساوي </w:t>
-            </w:r>
-            <w:r>
-              <w:rPr>
-                <w:rFonts w:ascii="Arial" w:hAnsi="Arial" w:cs="Arial"/>
-                <w:sz w:val="22"/>
-                <w:szCs w:val="22"/>
-              </w:rPr>
-              <w:t xml:space="preserve">ACRS</w:t>
-            </w:r>
-            <w:r>
-              <w:rPr>
-                <w:rFonts w:ascii="Arial" w:hAnsi="Arial" w:cs="Arial"/>
-                <w:sz w:val="22"/>
-                <w:szCs w:val="22"/>
-                <w:rtl/>
-              </w:rPr>
-              <w:t xml:space="preserve"> العزل الكامل ولا يتفوق عليه، لأن الاثنين يصلان إلى الحد الأدنى الممكن رياضيًا (</w:t>
-            </w:r>
-            <w:r>
-              <w:rPr>
-                <w:rFonts w:ascii="Arial" w:hAnsi="Arial" w:cs="Arial"/>
-                <w:sz w:val="22"/>
-                <w:szCs w:val="22"/>
-              </w:rPr>
-              <w:t xml:space="preserve">400/400</w:t>
-            </w:r>
-            <w:r>
-              <w:rPr>
-                <w:rFonts w:ascii="Arial" w:hAnsi="Arial" w:cs="Arial"/>
-                <w:sz w:val="22"/>
-                <w:szCs w:val="22"/>
-                <w:rtl/>
-              </w:rPr>
-              <w:t xml:space="preserve"> تجربة).</w:t>
+              <w:t xml:space="preserve">–  لا تفوق كمّي: على </w:t>
+            </w:r>
+            <w:r>
+              <w:rPr>
+                <w:rFonts w:ascii="Arial" w:hAnsi="Arial" w:cs="Arial"/>
+                <w:sz w:val="22"/>
+                <w:szCs w:val="22"/>
+              </w:rPr>
+              <w:t xml:space="preserve">1,017</w:t>
+            </w:r>
+            <w:r>
+              <w:rPr>
+                <w:rFonts w:ascii="Arial" w:hAnsi="Arial" w:cs="Arial"/>
+                <w:sz w:val="22"/>
+                <w:szCs w:val="22"/>
+                <w:rtl/>
+              </w:rPr>
+              <w:t xml:space="preserve"> مسألة وجد الحل الدقيق والحلّال الجشع والتلدين المحاكى الأمثل في كل المسائل، بينما وجدته </w:t>
+            </w:r>
+            <w:r>
+              <w:rPr>
+                <w:rFonts w:ascii="Arial" w:hAnsi="Arial" w:cs="Arial"/>
+                <w:sz w:val="22"/>
+                <w:szCs w:val="22"/>
+              </w:rPr>
+              <w:t xml:space="preserve">1,000</w:t>
+            </w:r>
+            <w:r>
+              <w:rPr>
+                <w:rFonts w:ascii="Arial" w:hAnsi="Arial" w:cs="Arial"/>
+                <w:sz w:val="22"/>
+                <w:szCs w:val="22"/>
+                <w:rtl/>
+              </w:rPr>
+              <w:t xml:space="preserve"> عيّنة عشوائية في </w:t>
+            </w:r>
+            <w:r>
+              <w:rPr>
+                <w:rFonts w:ascii="Arial" w:hAnsi="Arial" w:cs="Arial"/>
+                <w:sz w:val="22"/>
+                <w:szCs w:val="22"/>
+              </w:rPr>
+              <w:t xml:space="preserve">65%</w:t>
+            </w:r>
+            <w:r>
+              <w:rPr>
+                <w:rFonts w:ascii="Arial" w:hAnsi="Arial" w:cs="Arial"/>
+                <w:sz w:val="22"/>
+                <w:szCs w:val="22"/>
+                <w:rtl/>
+              </w:rPr>
+              <w:t xml:space="preserve"> فقط.</w:t>
             </w:r>
           </w:p>
           <w:p>
@@ -22301,6 +22785,63 @@
                 <w:szCs w:val="22"/>
                 <w:rtl/>
               </w:rPr>
+              <w:t xml:space="preserve">–  في محاكاة انتشار الفدية يساوي </w:t>
+            </w:r>
+            <w:r>
+              <w:rPr>
+                <w:rFonts w:ascii="Arial" w:hAnsi="Arial" w:cs="Arial"/>
+                <w:sz w:val="22"/>
+                <w:szCs w:val="22"/>
+              </w:rPr>
+              <w:t xml:space="preserve">ACRS</w:t>
+            </w:r>
+            <w:r>
+              <w:rPr>
+                <w:rFonts w:ascii="Arial" w:hAnsi="Arial" w:cs="Arial"/>
+                <w:sz w:val="22"/>
+                <w:szCs w:val="22"/>
+                <w:rtl/>
+              </w:rPr>
+              <w:t xml:space="preserve"> العزل الكامل ولا يتفوق عليه، لأن الاثنين يصلان إلى الحد الأدنى الممكن رياضيًا (</w:t>
+            </w:r>
+            <w:r>
+              <w:rPr>
+                <w:rFonts w:ascii="Arial" w:hAnsi="Arial" w:cs="Arial"/>
+                <w:sz w:val="22"/>
+                <w:szCs w:val="22"/>
+              </w:rPr>
+              <w:t xml:space="preserve">400/400</w:t>
+            </w:r>
+            <w:r>
+              <w:rPr>
+                <w:rFonts w:ascii="Arial" w:hAnsi="Arial" w:cs="Arial"/>
+                <w:sz w:val="22"/>
+                <w:szCs w:val="22"/>
+                <w:rtl/>
+              </w:rPr>
+              <w:t xml:space="preserve"> تجربة).</w:t>
+            </w:r>
+          </w:p>
+          <w:p>
+            <w:pPr>
+              <w:bidi/>
+              <w:spacing w:after="60" w:line="300" w:lineRule="auto"/>
+              <w:ind w:start="340" w:hanging="340"/>
+              <w:jc w:val="both"/>
+              <w:rPr>
+                <w:rFonts w:ascii="Arial" w:hAnsi="Arial" w:cs="Arial"/>
+                <w:sz w:val="22"/>
+                <w:szCs w:val="22"/>
+                <w:rtl/>
+              </w:rPr>
+            </w:pPr>
+            <w:r>
+              <w:rPr>
+                <w:rFonts w:ascii="Arial" w:hAnsi="Arial" w:cs="Arial"/>
+                <w:sz w:val="22"/>
+                <w:szCs w:val="22"/>
+                <w:rtl/>
+              </w:rPr>
               <w:t xml:space="preserve">–  في المصنع الصناعي كانت نسبة الاحتواء </w:t>
             </w:r>
             <w:r>
@@ -22529,7 +23070,7 @@
                 <w:sz w:val="22"/>
                 <w:szCs w:val="22"/>
               </w:rPr>
-              <w:t xml:space="preserve">ECC-2:2024 [4]</w:t>
+              <w:t xml:space="preserve">ECC-2:2024 [6]</w:t>
             </w:r>
             <w:r>
               <w:rPr>
@@ -22546,7 +23087,7 @@
                 <w:sz w:val="22"/>
                 <w:szCs w:val="22"/>
               </w:rPr>
-              <w:t xml:space="preserve">[19]</w:t>
+              <w:t xml:space="preserve">[29]</w:t>
             </w:r>
             <w:r>
               <w:rPr>
@@ -23089,7 +23630,24 @@
                 <w:szCs w:val="22"/>
                 <w:rtl/>
               </w:rPr>
-              <w:t xml:space="preserve"> حادثة وخطة محاكاة خصوم موثقة، وتنبيهات مزوّرة، ونواة </w:t>
+              <w:t xml:space="preserve"> حادثة وخطة محاكاة خصوم موثقة (</w:t>
+            </w:r>
+            <w:r>
+              <w:rPr>
+                <w:rFonts w:ascii="Arial" w:hAnsi="Arial" w:cs="Arial"/>
+                <w:sz w:val="22"/>
+                <w:szCs w:val="22"/>
+              </w:rPr>
+              <w:t xml:space="preserve">8 + 75)</w:t>
+            </w:r>
+            <w:r>
+              <w:rPr>
+                <w:rFonts w:ascii="Arial" w:hAnsi="Arial" w:cs="Arial"/>
+                <w:sz w:val="22"/>
+                <w:szCs w:val="22"/>
+                <w:rtl/>
+              </w:rPr>
+              <w:t xml:space="preserve">، وتنبيهات مزوّرة، ونواة </w:t>
             </w:r>
             <w:r>
               <w:rPr>
@@ -23208,7 +23766,7 @@
                 <w:szCs w:val="22"/>
                 <w:rtl/>
               </w:rPr>
-              <w:t xml:space="preserve"> كشف إثبات رياضي (</w:t>
+              <w:t xml:space="preserve">-أ كشف إثبات رياضي (</w:t>
             </w:r>
             <w:r>
               <w:rPr>
@@ -23233,16 +23791,16 @@
                 <w:sz w:val="22"/>
                 <w:szCs w:val="22"/>
               </w:rPr>
-              <w:t xml:space="preserve">Z3)</w:t>
-            </w:r>
-            <w:r>
-              <w:rPr>
-                <w:rFonts w:ascii="Arial" w:hAnsi="Arial" w:cs="Arial"/>
-                <w:sz w:val="22"/>
-                <w:szCs w:val="22"/>
-                <w:rtl/>
-              </w:rPr>
-              <w:t xml:space="preserve"> ثغرة حقيقية في طبقة الخدمة فأُصلحت، ثم ثبتت خصائص السلامة الخمس لكل المدخلات على خمس شبكات، بلا أي اختلاف بين النموذج والكود في </w:t>
+              <w:t xml:space="preserve">Z3 [20])</w:t>
+            </w:r>
+            <w:r>
+              <w:rPr>
+                <w:rFonts w:ascii="Arial" w:hAnsi="Arial" w:cs="Arial"/>
+                <w:sz w:val="22"/>
+                <w:szCs w:val="22"/>
+                <w:rtl/>
+              </w:rPr>
+              <w:t xml:space="preserve"> ثغرة في الطبقات التي تنقل قرار المحرّك إلى التنفيذ (لا في المحرّك نفسه) فأُصلحت، ثم ثبتت خصائص السلامة الخمس لكل المدخلات على خمس شبكات، بلا أي اختلاف بين النموذج والكود في </w:t>
             </w:r>
             <w:r>
               <w:rPr>
@@ -23283,7 +23841,28 @@
                 <w:szCs w:val="22"/>
                 <w:rtl/>
               </w:rPr>
-              <w:t xml:space="preserve">الأشهر الثلاثة القادمة:</w:t>
+              <w:t xml:space="preserve">الخطة حتى يناير </w:t>
+            </w:r>
+            <w:r>
+              <w:rPr>
+                <w:rFonts w:ascii="Arial" w:hAnsi="Arial" w:cs="Arial"/>
+                <w:b/>
+                <w:bCs/>
+                <w:sz w:val="22"/>
+                <w:szCs w:val="22"/>
+              </w:rPr>
+              <w:t xml:space="preserve">2027</w:t>
+            </w:r>
+            <w:r>
+              <w:rPr>
+                <w:rFonts w:ascii="Arial" w:hAnsi="Arial" w:cs="Arial"/>
+                <w:b/>
+                <w:bCs/>
+                <w:sz w:val="22"/>
+                <w:szCs w:val="22"/>
+                <w:rtl/>
+              </w:rPr>
+              <w:t xml:space="preserve">:</w:t>
             </w:r>
           </w:p>
           <w:tbl>
@@ -23588,7 +24167,7 @@
                       <w:szCs w:val="19"/>
                       <w:rtl/>
                     </w:rPr>
-                    <w:t xml:space="preserve">: مهاجم يعرف الكود ويزوّر مصادر التنبيه ضد خمس طرق دمج (قيد التشغيل)</w:t>
+                    <w:t xml:space="preserve">-ب: مهاجم يعرف الكود ويزوّر مصادر التنبيه ضد خمس طرق دمج (قيد التشغيل)</w:t>
                   </w:r>
                 </w:p>
               </w:tc>
@@ -24013,7 +24592,7 @@
                       <w:sz w:val="19"/>
                       <w:szCs w:val="19"/>
                     </w:rPr>
-                    <w:t xml:space="preserve">CIC-IDS2017)</w:t>
+                    <w:t xml:space="preserve">CIC-IDS2017 [30])</w:t>
                   </w:r>
                   <w:r>
                     <w:rPr>
@@ -24976,7 +25555,7 @@
                 <w:sz w:val="19"/>
                 <w:szCs w:val="19"/>
               </w:rPr>
-              <w:t xml:space="preserve">[2]  Neprash, H., McGlave, C., &amp; Nikpay, S. (2026). Hacked to Pieces? The Effects of Ransomware Attacks on Hospitals and Patients. American Economic Journal: Economic Policy, 18(1), 256–281. https://doi.org/10.1257/pol.20240594</w:t>
+              <w:t xml:space="preserve">[2]  PwC. (2021). Conti cyber attack on the HSE: Independent post incident review. Health Service Executive (Ireland). https://www.hse.ie/eng/services/publications/conti-cyber-attack-on-the-hse-full-report.pdf</w:t>
             </w:r>
           </w:p>
           <w:p>
@@ -24992,7 +25571,39 @@
                 <w:sz w:val="19"/>
                 <w:szCs w:val="19"/>
               </w:rPr>
-              <w:t xml:space="preserve">[3]  Microsoft. (n.d.). Automatic attack disruption in Microsoft Defender; Exclude assets from automated response in attack disruption. Microsoft Learn. Retrieved October 14, 2026, from https://learn.microsoft.com/en-us/defender-xdr/automatic-attack-disruption-exclusions</w:t>
+              <w:t xml:space="preserve">[3]  U.S. Department of Energy, Office of Cybersecurity, Energy Security, and Emergency Response. (2021). Colonial Pipeline Cyber Incident. https://www.energy.gov/ceser/colonial-pipeline-cyber-incident</w:t>
+            </w:r>
+          </w:p>
+          <w:p>
+            <w:pPr>
+              <w:bidi w:val="0"/>
+              <w:spacing w:after="50" w:line="276" w:lineRule="auto"/>
+              <w:ind w:left="520" w:hanging="520"/>
+              <w:jc w:val="left"/>
+            </w:pPr>
+            <w:r>
+              <w:rPr>
+                <w:rFonts w:ascii="Arial" w:hAnsi="Arial" w:cs="Arial"/>
+                <w:sz w:val="19"/>
+                <w:szCs w:val="19"/>
+              </w:rPr>
+              <w:t xml:space="preserve">[4]  Neprash, H., McGlave, C., &amp; Nikpay, S. (2026). Hacked to Pieces? The Effects of Ransomware Attacks on Hospitals and Patients. American Economic Journal: Economic Policy, 18(1), 256–281. https://doi.org/10.1257/pol.20240594</w:t>
+            </w:r>
+          </w:p>
+          <w:p>
+            <w:pPr>
+              <w:bidi w:val="0"/>
+              <w:spacing w:after="50" w:line="276" w:lineRule="auto"/>
+              <w:ind w:left="520" w:hanging="520"/>
+              <w:jc w:val="left"/>
+            </w:pPr>
+            <w:r>
+              <w:rPr>
+                <w:rFonts w:ascii="Arial" w:hAnsi="Arial" w:cs="Arial"/>
+                <w:sz w:val="19"/>
+                <w:szCs w:val="19"/>
+              </w:rPr>
+              <w:t xml:space="preserve">[5]  Microsoft. (n.d.). Automatic attack disruption in Microsoft Defender; Exclude assets from automated response in attack disruption. Microsoft Learn. Retrieved October 14, 2026, from https://learn.microsoft.com/en-us/defender-xdr/automatic-attack-disruption-exclusions</w:t>
             </w:r>
           </w:p>
           <w:p>
@@ -25014,7 +25625,7 @@
                 <w:sz w:val="19"/>
                 <w:szCs w:val="19"/>
               </w:rPr>
-              <w:t xml:space="preserve">[4]</w:t>
+              <w:t xml:space="preserve">[6]</w:t>
             </w:r>
             <w:r>
               <w:rPr>
@@ -25049,23 +25660,6 @@
                 <w:szCs w:val="19"/>
               </w:rPr>
               <w:t xml:space="preserve">ECC-2:2024). https://cdn.nca.gov.sa/api/files/public/upload/86e09090-44e4-481f-bc28-355673607654_ECC--2024-EN.pdf</w:t>
-            </w:r>
-            <w:r>
-              <w:rPr>
-                <w:rFonts w:ascii="Arial" w:hAnsi="Arial" w:cs="Arial"/>
-                <w:sz w:val="19"/>
-                <w:szCs w:val="19"/>
-                <w:rtl/>
-              </w:rPr>
-              <w:t xml:space="preserve"> ؛ ودليل التطبيق (</w:t>
-            </w:r>
-            <w:r>
-              <w:rPr>
-                <w:rFonts w:ascii="Arial" w:hAnsi="Arial" w:cs="Arial"/>
-                <w:sz w:val="19"/>
-                <w:szCs w:val="19"/>
-              </w:rPr>
-              <w:t xml:space="preserve">GECC-2:2026): https://cdn.nca.gov.sa/api/files/public/upload/11bb8f2d-706a-4f18-80f1-40d620ebd845_GECC-.pdf</w:t>
             </w:r>
           </w:p>
           <w:p>
@@ -25081,7 +25675,7 @@
                 <w:sz w:val="19"/>
                 <w:szCs w:val="19"/>
               </w:rPr>
-              <w:t xml:space="preserve">[5]  Anwar, S., et al. (2017). From intrusion detection to an intrusion response system: Fundamentals, requirements, and future directions. Algorithms, 10(2), 39. https://doi.org/10.3390/a10020039</w:t>
+              <w:t xml:space="preserve">[7]  Anwar, S., et al. (2017). From intrusion detection to an intrusion response system: Fundamentals, requirements, and future directions. Algorithms, 10(2), 39. https://doi.org/10.3390/a10020039</w:t>
             </w:r>
           </w:p>
           <w:p>
@@ -25097,7 +25691,7 @@
                 <w:sz w:val="19"/>
                 <w:szCs w:val="19"/>
               </w:rPr>
-              <w:t xml:space="preserve">[6]  Nespoli, P., Bernardez Molina, S., Beltrán López, P., &amp; Gómez Mármol, F. (2026). Tackling Cyberattacks Through AI-Based Reactive Systems: A Holistic Review and Future Vision. IEEE Communications Surveys &amp; Tutorials, 28, 1557–1596. https://doi.org/10.1109/COMST.2025.3583868</w:t>
+              <w:t xml:space="preserve">[8]  Nespoli, P., Bernardez Molina, S., Beltrán López, P., &amp; Gómez Mármol, F. (2026). Tackling Cyberattacks Through AI-Based Reactive Systems: A Holistic Review and Future Vision. IEEE Communications Surveys &amp; Tutorials, 28, 1557–1596. https://doi.org/10.1109/COMST.2025.3583868</w:t>
             </w:r>
           </w:p>
           <w:p>
@@ -25113,7 +25707,7 @@
                 <w:sz w:val="19"/>
                 <w:szCs w:val="19"/>
               </w:rPr>
-              <w:t xml:space="preserve">[7]  Islam, C., Babar, M. A., &amp; Nepal, S. (2019). A Multi-Vocal Review of Security Orchestration. ACM Computing Surveys, 52(2), Article 37. https://doi.org/10.1145/3305268</w:t>
+              <w:t xml:space="preserve">[9]  Islam, C., Babar, M. A., &amp; Nepal, S. (2019). A Multi-Vocal Review of Security Orchestration. ACM Computing Surveys, 52(2), Article 37. https://doi.org/10.1145/3305268</w:t>
             </w:r>
           </w:p>
           <w:p>
@@ -25129,7 +25723,7 @@
                 <w:sz w:val="19"/>
                 <w:szCs w:val="19"/>
               </w:rPr>
-              <w:t xml:space="preserve">[8]  Shameli-Sendi, A., Louafi, H., He, W., &amp; Cheriet, M. (2018). Dynamic optimal countermeasure selection for intrusion response system. IEEE Transactions on Dependable and Secure Computing, 15(5), 755–770. https://doi.org/10.1109/TDSC.2016.2615622</w:t>
+              <w:t xml:space="preserve">[10]  Shameli-Sendi, A., Louafi, H., He, W., &amp; Cheriet, M. (2018). Dynamic optimal countermeasure selection for intrusion response system. IEEE Transactions on Dependable and Secure Computing, 15(5), 755–770. https://doi.org/10.1109/TDSC.2016.2615622</w:t>
             </w:r>
           </w:p>
           <w:p>
@@ -25145,7 +25739,7 @@
                 <w:sz w:val="19"/>
                 <w:szCs w:val="19"/>
               </w:rPr>
-              <w:t xml:space="preserve">[9]  Bozorgchenani, A., Zarakovitis, C. C., Chien, S. F., Ni, Q., Gouglidis, A., Mallouli, W., &amp; Lim, H. S. (2024). Intrusion Response Systems for the 5G Networks and Beyond: A New Joint Security-vs-QoS Optimization Approach. IEEE Transactions on Network Science and Engineering, 11(3), 3039–3052. https://doi.org/10.1109/TNSE.2024.3358170</w:t>
+              <w:t xml:space="preserve">[11]  Bozorgchenani, A., Zarakovitis, C. C., Chien, S. F., Ni, Q., Gouglidis, A., Mallouli, W., &amp; Lim, H. S. (2024). Intrusion Response Systems for the 5G Networks and Beyond: A New Joint Security-vs-QoS Optimization Approach. IEEE Transactions on Network Science and Engineering, 11(3), 3039–3052. https://doi.org/10.1109/TNSE.2024.3358170</w:t>
             </w:r>
           </w:p>
           <w:p>
@@ -25161,7 +25755,7 @@
                 <w:sz w:val="19"/>
                 <w:szCs w:val="19"/>
               </w:rPr>
-              <w:t xml:space="preserve">[10]  Lucas, A. (2014). Ising formulations of many NP problems. Frontiers in Physics, 2, 5. https://doi.org/10.3389/fphy.2014.00005</w:t>
+              <w:t xml:space="preserve">[12]  Lucas, A. (2014). Ising formulations of many NP problems. Frontiers in Physics, 2, 5. https://doi.org/10.3389/fphy.2014.00005</w:t>
             </w:r>
           </w:p>
           <w:p>
@@ -25177,7 +25771,7 @@
                 <w:sz w:val="19"/>
                 <w:szCs w:val="19"/>
               </w:rPr>
-              <w:t xml:space="preserve">[11]  Glover, F., Kochenberger, G., &amp; Du, Y. (2019). Quantum Bridge Analytics I: a tutorial on formulating and using QUBO models. 4OR, 17(4), 335–371. https://doi.org/10.1007/s10288-019-00424-y</w:t>
+              <w:t xml:space="preserve">[13]  Glover, F., Kochenberger, G., &amp; Du, Y. (2019). Quantum Bridge Analytics I: a tutorial on formulating and using QUBO models. 4OR, 17(4), 335–371. https://doi.org/10.1007/s10288-019-00424-y</w:t>
             </w:r>
           </w:p>
           <w:p>
@@ -25193,7 +25787,7 @@
                 <w:sz w:val="19"/>
                 <w:szCs w:val="19"/>
               </w:rPr>
-              <w:t xml:space="preserve">[12]  Farhi, E., Goldstone, J., &amp; Gutmann, S. (2014). A Quantum Approximate Optimization Algorithm. arXiv:1411.4028. https://arxiv.org/abs/1411.4028</w:t>
+              <w:t xml:space="preserve">[14]  Farhi, E., Goldstone, J., &amp; Gutmann, S. (2014). A Quantum Approximate Optimization Algorithm. arXiv:1411.4028. https://arxiv.org/abs/1411.4028</w:t>
             </w:r>
           </w:p>
           <w:p>
@@ -25209,7 +25803,7 @@
                 <w:sz w:val="19"/>
                 <w:szCs w:val="19"/>
               </w:rPr>
-              <w:t xml:space="preserve">[13]  Barkoutsos, P. K., Nannicini, G., Robert, A., Tavernelli, I., &amp; Woerner, S. (2020). Improving Variational Quantum Optimization using CVaR. Quantum, 4, 256. https://doi.org/10.22331/q-2020-04-20-256</w:t>
+              <w:t xml:space="preserve">[15]  Barkoutsos, P. K., Nannicini, G., Robert, A., Tavernelli, I., &amp; Woerner, S. (2020). Improving Variational Quantum Optimization using CVaR. Quantum, 4, 256. https://doi.org/10.22331/q-2020-04-20-256</w:t>
             </w:r>
           </w:p>
           <w:p>
@@ -25225,7 +25819,7 @@
                 <w:sz w:val="19"/>
                 <w:szCs w:val="19"/>
               </w:rPr>
-              <w:t xml:space="preserve">[14]  Marini, R., &amp; Arpe, R. (2025). Cyber Risk Scoring with QUBO: A Quantum and Hybrid Benchmark Study. arXiv:2512.18305. https://arxiv.org/abs/2512.18305</w:t>
+              <w:t xml:space="preserve">[16]  Marini, R., &amp; Arpe, R. (2025). Cyber Risk Scoring with QUBO: A Quantum and Hybrid Benchmark Study. arXiv:2512.18305. https://arxiv.org/abs/2512.18305</w:t>
             </w:r>
           </w:p>
           <w:p>
@@ -25241,7 +25835,7 @@
                 <w:sz w:val="19"/>
                 <w:szCs w:val="19"/>
               </w:rPr>
-              <w:t xml:space="preserve">[15]  Cogburn, C. V., DeCusatis, C., &amp; Spillane, E. (2026). Hardware-Aware QAOA for Honeypot Traffic Partitioning on 100+ Qubit IBM Quantum Processors. arXiv:2606.09469. https://arxiv.org/abs/2606.09469</w:t>
+              <w:t xml:space="preserve">[17]  Cogburn, C. V., DeCusatis, C., &amp; Spillane, E. (2026). Hardware-Aware QAOA for Honeypot Traffic Partitioning on 100+ Qubit IBM Quantum Processors. arXiv:2606.09469. https://arxiv.org/abs/2606.09469</w:t>
             </w:r>
           </w:p>
           <w:p>
@@ -25257,7 +25851,7 @@
                 <w:sz w:val="19"/>
                 <w:szCs w:val="19"/>
               </w:rPr>
-              <w:t xml:space="preserve">[16]  FIRST. (2019). Common Vulnerability Scoring System v3.1: Specification Document. https://www.first.org/cvss/v3-1/specification-document</w:t>
+              <w:t xml:space="preserve">[18]  Stouffer, K., et al. (2023). Guide to Operational Technology (OT) Security (NIST Special Publication 800-82r3). National Institute of Standards and Technology. https://doi.org/10.6028/NIST.SP.800-82r3</w:t>
             </w:r>
           </w:p>
           <w:p>
@@ -25273,7 +25867,7 @@
                 <w:sz w:val="19"/>
                 <w:szCs w:val="19"/>
               </w:rPr>
-              <w:t xml:space="preserve">[17]  PwC. (2021). Conti cyber attack on the HSE: Independent post incident review. Health Service Executive (Ireland). https://www.hse.ie/eng/services/publications/conti-cyber-attack-on-the-hse-full-report.pdf</w:t>
+              <w:t xml:space="preserve">[19]  Sha, L. (2001). Using simplicity to control complexity. IEEE Software, 18(4), 20–28. https://doi.org/10.1109/MS.2001.936213</w:t>
             </w:r>
           </w:p>
           <w:p>
@@ -25289,7 +25883,135 @@
                 <w:sz w:val="19"/>
                 <w:szCs w:val="19"/>
               </w:rPr>
-              <w:t xml:space="preserve">[18]  MITRE Center for Threat-Informed Defense. (2024). Attack Flow (v2) and the Attack Flow corpus [Software and data]. https://github.com/center-for-threat-informed-defense/attack-flow</w:t>
+              <w:t xml:space="preserve">[20]  de Moura, L., &amp; Bjørner, N. (2008). Z3: An Efficient SMT Solver. In Tools and Algorithms for the Construction and Analysis of Systems (TACAS 2008), LNCS 4963, 337–340. Springer. https://doi.org/10.1007/978-3-540-78800-3_24</w:t>
+            </w:r>
+          </w:p>
+          <w:p>
+            <w:pPr>
+              <w:bidi w:val="0"/>
+              <w:spacing w:after="50" w:line="276" w:lineRule="auto"/>
+              <w:ind w:left="520" w:hanging="520"/>
+              <w:jc w:val="left"/>
+            </w:pPr>
+            <w:r>
+              <w:rPr>
+                <w:rFonts w:ascii="Arial" w:hAnsi="Arial" w:cs="Arial"/>
+                <w:sz w:val="19"/>
+                <w:szCs w:val="19"/>
+              </w:rPr>
+              <w:t xml:space="preserve">[21]  Huangfu, Q., &amp; Hall, J. A. J. (2018). Parallelizing the dual revised simplex method. Mathematical Programming Computation, 10(1), 119–142. https://doi.org/10.1007/s12532-017-0130-5</w:t>
+            </w:r>
+          </w:p>
+          <w:p>
+            <w:pPr>
+              <w:bidi w:val="0"/>
+              <w:spacing w:after="50" w:line="276" w:lineRule="auto"/>
+              <w:ind w:left="520" w:hanging="520"/>
+              <w:jc w:val="left"/>
+            </w:pPr>
+            <w:r>
+              <w:rPr>
+                <w:rFonts w:ascii="Arial" w:hAnsi="Arial" w:cs="Arial"/>
+                <w:sz w:val="19"/>
+                <w:szCs w:val="19"/>
+              </w:rPr>
+              <w:t xml:space="preserve">[22]  Meyer, P., Gutman, C., &amp; Kooker, J. R. (2020). Network containment of compromised machines (U.S. Patent No. 10,659,432). CrowdStrike, Inc. https://patents.justia.com/patent/10659432</w:t>
+            </w:r>
+          </w:p>
+          <w:p>
+            <w:pPr>
+              <w:bidi w:val="0"/>
+              <w:spacing w:after="50" w:line="276" w:lineRule="auto"/>
+              <w:ind w:left="520" w:hanging="520"/>
+              <w:jc w:val="left"/>
+            </w:pPr>
+            <w:r>
+              <w:rPr>
+                <w:rFonts w:ascii="Arial" w:hAnsi="Arial" w:cs="Arial"/>
+                <w:sz w:val="19"/>
+                <w:szCs w:val="19"/>
+              </w:rPr>
+              <w:t xml:space="preserve">[23]  FIRST. (2019). Common Vulnerability Scoring System v3.1: Specification Document. https://www.first.org/cvss/v3-1/specification-document</w:t>
+            </w:r>
+          </w:p>
+          <w:p>
+            <w:pPr>
+              <w:bidi w:val="0"/>
+              <w:spacing w:after="50" w:line="276" w:lineRule="auto"/>
+              <w:ind w:left="520" w:hanging="520"/>
+              <w:jc w:val="left"/>
+            </w:pPr>
+            <w:r>
+              <w:rPr>
+                <w:rFonts w:ascii="Arial" w:hAnsi="Arial" w:cs="Arial"/>
+                <w:sz w:val="19"/>
+                <w:szCs w:val="19"/>
+              </w:rPr>
+              <w:t xml:space="preserve">[24]  The DFIR Report. (2021–2026). Intrusion reports. https://thedfirreport.com/</w:t>
+            </w:r>
+          </w:p>
+          <w:p>
+            <w:pPr>
+              <w:bidi w:val="0"/>
+              <w:spacing w:after="50" w:line="276" w:lineRule="auto"/>
+              <w:ind w:left="520" w:hanging="520"/>
+              <w:jc w:val="left"/>
+            </w:pPr>
+            <w:r>
+              <w:rPr>
+                <w:rFonts w:ascii="Arial" w:hAnsi="Arial" w:cs="Arial"/>
+                <w:sz w:val="19"/>
+                <w:szCs w:val="19"/>
+              </w:rPr>
+              <w:t xml:space="preserve">[25]  MITRE Center for Threat-Informed Defense. (2024). Attack Flow (v2) and the Attack Flow corpus [Software and data]. https://github.com/center-for-threat-informed-defense/attack-flow</w:t>
+            </w:r>
+          </w:p>
+          <w:p>
+            <w:pPr>
+              <w:bidi w:val="0"/>
+              <w:spacing w:after="50" w:line="276" w:lineRule="auto"/>
+              <w:ind w:left="520" w:hanging="520"/>
+              <w:jc w:val="left"/>
+            </w:pPr>
+            <w:r>
+              <w:rPr>
+                <w:rFonts w:ascii="Arial" w:hAnsi="Arial" w:cs="Arial"/>
+                <w:sz w:val="19"/>
+                <w:szCs w:val="19"/>
+              </w:rPr>
+              <w:t xml:space="preserve">[26]  Cybersecurity and Infrastructure Security Agency (CISA). (2013–2026). Cybersecurity Advisories. https://www.cisa.gov/news-events/cybersecurity-advisories</w:t>
+            </w:r>
+          </w:p>
+          <w:p>
+            <w:pPr>
+              <w:bidi w:val="0"/>
+              <w:spacing w:after="50" w:line="276" w:lineRule="auto"/>
+              <w:ind w:left="520" w:hanging="520"/>
+              <w:jc w:val="left"/>
+            </w:pPr>
+            <w:r>
+              <w:rPr>
+                <w:rFonts w:ascii="Arial" w:hAnsi="Arial" w:cs="Arial"/>
+                <w:sz w:val="19"/>
+                <w:szCs w:val="19"/>
+              </w:rPr>
+              <w:t xml:space="preserve">[27]  MITRE. (2026). MITRE ATT&amp;CK® (Enterprise and ICS matrices). https://attack.mitre.org/</w:t>
+            </w:r>
+          </w:p>
+          <w:p>
+            <w:pPr>
+              <w:bidi w:val="0"/>
+              <w:spacing w:after="50" w:line="276" w:lineRule="auto"/>
+              <w:ind w:left="520" w:hanging="520"/>
+              <w:jc w:val="left"/>
+            </w:pPr>
+            <w:r>
+              <w:rPr>
+                <w:rFonts w:ascii="Arial" w:hAnsi="Arial" w:cs="Arial"/>
+                <w:sz w:val="19"/>
+                <w:szCs w:val="19"/>
+              </w:rPr>
+              <w:t xml:space="preserve">[28]  National Institute of Standards and Technology. (2024). Module-Lattice-Based Digital Signature Standard (FIPS 204). https://doi.org/10.6028/NIST.FIPS.204</w:t>
             </w:r>
           </w:p>
           <w:p>
@@ -25311,7 +26033,7 @@
                 <w:sz w:val="19"/>
                 <w:szCs w:val="19"/>
               </w:rPr>
-              <w:t xml:space="preserve">[19]</w:t>
+              <w:t xml:space="preserve">[29]</w:t>
             </w:r>
             <w:r>
               <w:rPr>
@@ -25346,6 +26068,22 @@
                 <w:szCs w:val="19"/>
               </w:rPr>
               <w:t xml:space="preserve">1.0). https://sdaia.gov.sa/en/SDAIA/about/Documents/ai-principles.pdf</w:t>
+            </w:r>
+          </w:p>
+          <w:p>
+            <w:pPr>
+              <w:bidi w:val="0"/>
+              <w:spacing w:after="50" w:line="276" w:lineRule="auto"/>
+              <w:ind w:left="520" w:hanging="520"/>
+              <w:jc w:val="left"/>
+            </w:pPr>
+            <w:r>
+              <w:rPr>
+                <w:rFonts w:ascii="Arial" w:hAnsi="Arial" w:cs="Arial"/>
+                <w:sz w:val="19"/>
+                <w:szCs w:val="19"/>
+              </w:rPr>
+              <w:t xml:space="preserve">[30]  Sharafaldin, I., Lashkari, A. H., &amp; Ghorbani, A. A. (2018). Toward Generating a New Intrusion Detection Dataset and Intrusion Traffic Characterization. In Proceedings of ICISSP 2018, 108–116. https://doi.org/10.5220/0006639801080116</w:t>
             </w:r>
           </w:p>
           <w:p>
